--- a/交付_20260731_合作方权利要求答复/01_答复文件/S4疑问答复与权利要求逻辑审查_20260731.docx
+++ b/交付_20260731_合作方权利要求答复/01_答复文件/S4疑问答复与权利要求逻辑审查_20260731.docx
@@ -6395,7 +6395,7 @@
       </w:pPr>
       <w:r>
         <w:rPr/>
-        <w:t>一处需要向代理人披露的实现口径</w:t>
+        <w:t>确定性规则已落到实际实现（本轮完成）</w:t>
       </w:r>
     </w:p>
     <w:p>
@@ -6407,33 +6407,143 @@
       </w:pPr>
       <w:r>
         <w:rPr/>
-        <w:t>我方说明书中新写入的确定性择一规则（先按正视性、再按索引最小），是为使方案确定、可复现而规定的；而实施例</w:t>
-      </w:r>
-      <w:r>
-        <w:rPr/>
+        <w:t>上一版答复中曾说明</w:t>
+      </w:r>
+      <w:r>
+        <w:rPr/>
+        <w:t>"</w:t>
+      </w:r>
+      <w:r>
+        <w:rPr/>
+        <w:t>说明书已规定规则、实现尚待同步</w:t>
+      </w:r>
+      <w:r>
+        <w:rPr/>
+        <w:t>"</w:t>
+      </w:r>
+      <w:r>
+        <w:rPr/>
+        <w:t>。本轮已完成同步，并对四项要求逐一验证：</w:t>
+      </w:r>
+    </w:p>
+    <w:p>
+      <w:pPr>
+        <w:pStyle w:val="BodyText"/>
+        <w:bidi w:val="0"/>
+        <w:jc w:val="left"/>
+        <w:rPr/>
+      </w:pPr>
+      <w:r>
+        <w:rPr>
+          <w:rStyle w:val="Strong"/>
+        </w:rPr>
+        <w:t>（</w:t>
+      </w:r>
+      <w:r>
+        <w:rPr>
+          <w:rStyle w:val="Strong"/>
+        </w:rPr>
+        <w:t>1</w:t>
+      </w:r>
+      <w:r>
+        <w:rPr>
+          <w:rStyle w:val="Strong"/>
+        </w:rPr>
+        <w:t>）规则已进入实际关联程序。</w:t>
+      </w:r>
+      <w:r>
+        <w:rPr/>
+        <w:t xml:space="preserve"> 新增 </w:t>
+      </w:r>
+      <w:r>
+        <w:rPr>
+          <w:rStyle w:val="SourceText"/>
+        </w:rPr>
+        <w:t>src/patent_gap/data/tie_break.py</w:t>
+      </w:r>
+      <w:r>
+        <w:rPr/>
+        <w:t>，并接入点云—</w:t>
+      </w:r>
+      <w:r>
+        <w:rPr/>
+        <w:t xml:space="preserve">IFC </w:t>
+      </w:r>
+      <w:r>
+        <w:rPr/>
+        <w:t>关联主流程 （</w:t>
+      </w:r>
+      <w:r>
+        <w:rPr>
+          <w:rStyle w:val="SourceText"/>
+        </w:rPr>
+        <w:t>associate_points_to_ifc(..., apply_tie_break=True)</w:t>
+      </w:r>
+      <w:r>
+        <w:rPr/>
+        <w:t xml:space="preserve">）。单测 </w:t>
+      </w:r>
+      <w:r>
+        <w:rPr>
+          <w:rStyle w:val="SourceText"/>
+        </w:rPr>
+        <w:t>tests/test_tie_break.py</w:t>
+      </w:r>
+      <w:r>
+        <w:rPr/>
+        <w:t xml:space="preserve"> </w:t>
+      </w:r>
+      <w:r>
+        <w:rPr/>
+        <w:t>中有一项专门断言该函数确实调用了确定性规则，防止日后被改回。</w:t>
+      </w:r>
+    </w:p>
+    <w:p>
+      <w:pPr>
+        <w:pStyle w:val="BodyText"/>
+        <w:bidi w:val="0"/>
+        <w:jc w:val="left"/>
+        <w:rPr/>
+      </w:pPr>
+      <w:r>
+        <w:rPr>
+          <w:rStyle w:val="Strong"/>
+        </w:rPr>
+        <w:t>（</w:t>
+      </w:r>
+      <w:r>
+        <w:rPr>
+          <w:rStyle w:val="Strong"/>
+        </w:rPr>
         <w:t>2</w:t>
       </w:r>
       <w:r>
-        <w:rPr/>
-        <w:t>、实施例</w:t>
-      </w:r>
-      <w:r>
-        <w:rPr/>
-        <w:t xml:space="preserve">11 </w:t>
-      </w:r>
-      <w:r>
-        <w:rPr/>
-        <w:t>中已有的点数统计数据，是由现有实现产生的，其并列取舍遵循的是底层库的内部顺序而非该规则。二者在</w:t>
-      </w:r>
-      <w:r>
-        <w:rPr>
-          <w:rStyle w:val="Strong"/>
-        </w:rPr>
-        <w:t>并列点</w:t>
-      </w:r>
-      <w:r>
-        <w:rPr/>
-        <w:t>上的归属可能不同。</w:t>
+        <w:rPr>
+          <w:rStyle w:val="Strong"/>
+        </w:rPr>
+        <w:t>）改变三角面存储顺序后结果不变。</w:t>
+      </w:r>
+      <w:r>
+        <w:rPr/>
+        <w:t xml:space="preserve"> 对三类等距几何——</w:t>
+      </w:r>
+      <w:r>
+        <w:rPr/>
+        <w:t>90°</w:t>
+      </w:r>
+      <w:r>
+        <w:rPr/>
+        <w:t>凸棱（相邻面等距）、共面相邻两面（共享边正上方）、</w:t>
+      </w:r>
+      <w:r>
+        <w:rPr>
+          <w:rStyle w:val="Strong"/>
+        </w:rPr>
+        <w:t>互不相邻的平行两面</w:t>
+      </w:r>
+      <w:r>
+        <w:rPr/>
+        <w:t>（正中点等距）——分别枚举三角面的全部排列：不加规则时同一点被判给的表面分块随排列而变，加规则后各例均恒为同一分块。</w:t>
       </w:r>
     </w:p>
     <w:p>
@@ -6445,7 +6555,891 @@
       </w:pPr>
       <w:r>
         <w:rPr/>
-        <w:t>由于并列点仅出现在表面分块交界的窄带内，对统计量的影响很小，且说明书只需充分公开而不要求实施例数据与所有可选规则逐一对应，法律上并无障碍。但若代理人被问及，需要能够解释；我方后续会把实现同步为说明书所规定的规则。</w:t>
+        <w:t>此处有两处必须说明的修正，都是在把规则写成代码、真跑起来之后才暴露的：</w:t>
+      </w:r>
+    </w:p>
+    <w:p>
+      <w:pPr>
+        <w:pStyle w:val="BodyText"/>
+        <w:numPr>
+          <w:ilvl w:val="0"/>
+          <w:numId w:val="6"/>
+        </w:numPr>
+        <w:tabs>
+          <w:tab w:val="clear" w:pos="1134"/>
+          <w:tab w:val="left" w:pos="709" w:leader="none"/>
+        </w:tabs>
+        <w:bidi w:val="0"/>
+        <w:spacing w:before="0" w:after="0"/>
+        <w:ind w:hanging="283" w:left="709"/>
+        <w:jc w:val="left"/>
+        <w:rPr/>
+      </w:pPr>
+      <w:r>
+        <w:rPr>
+          <w:rStyle w:val="Strong"/>
+        </w:rPr>
+        <w:t>规则末级原本达不成其目的。</w:t>
+      </w:r>
+      <w:r>
+        <w:rPr/>
+        <w:t xml:space="preserve"> 上一版末级为</w:t>
+      </w:r>
+      <w:r>
+        <w:rPr/>
+        <w:t>"</w:t>
+      </w:r>
+      <w:r>
+        <w:rPr/>
+        <w:t>取三角面</w:t>
+      </w:r>
+      <w:r>
+        <w:rPr>
+          <w:rStyle w:val="Strong"/>
+        </w:rPr>
+        <w:t>索引</w:t>
+      </w:r>
+      <w:r>
+        <w:rPr/>
+        <w:t>最小者</w:t>
+      </w:r>
+      <w:r>
+        <w:rPr/>
+        <w:t>"</w:t>
+      </w:r>
+      <w:r>
+        <w:rPr/>
+        <w:t xml:space="preserve">，而索引即存储顺序，实测在 </w:t>
+      </w:r>
+      <w:r>
+        <w:rPr/>
+        <w:t xml:space="preserve">24 </w:t>
+      </w:r>
+      <w:r>
+        <w:rPr/>
+        <w:t>种排列下仍给出不同归属。现改为</w:t>
+      </w:r>
+      <w:r>
+        <w:rPr/>
+        <w:t>"</w:t>
+      </w:r>
+      <w:r>
+        <w:rPr/>
+        <w:t>取三个顶点坐标按字典序排序后所得序列在字典序上最小者</w:t>
+      </w:r>
+      <w:r>
+        <w:rPr/>
+        <w:t>"</w:t>
+      </w:r>
+      <w:r>
+        <w:rPr/>
+        <w:t xml:space="preserve">，依据三角面自身的几何量，规则至此才真正与存储顺序无关。 </w:t>
+      </w:r>
+    </w:p>
+    <w:p>
+      <w:pPr>
+        <w:pStyle w:val="BodyText"/>
+        <w:numPr>
+          <w:ilvl w:val="0"/>
+          <w:numId w:val="6"/>
+        </w:numPr>
+        <w:tabs>
+          <w:tab w:val="clear" w:pos="1134"/>
+          <w:tab w:val="left" w:pos="709" w:leader="none"/>
+        </w:tabs>
+        <w:bidi w:val="0"/>
+        <w:ind w:hanging="283" w:left="709"/>
+        <w:jc w:val="left"/>
+        <w:rPr/>
+      </w:pPr>
+      <w:r>
+        <w:rPr>
+          <w:rStyle w:val="Strong"/>
+        </w:rPr>
+        <w:t>候选集原本不完备。</w:t>
+      </w:r>
+      <w:r>
+        <w:rPr/>
+        <w:t xml:space="preserve"> 上一版实现只在</w:t>
+      </w:r>
+      <w:r>
+        <w:rPr/>
+        <w:t>"</w:t>
+      </w:r>
+      <w:r>
+        <w:rPr/>
+        <w:t>与基准三角面共顶点</w:t>
+      </w:r>
+      <w:r>
+        <w:rPr/>
+        <w:t>"</w:t>
+      </w:r>
+      <w:r>
+        <w:rPr/>
+        <w:t>的三角面中找并列面。这对凸棱这类相邻面等距是够的，但</w:t>
+      </w:r>
+      <w:r>
+        <w:rPr>
+          <w:rStyle w:val="Strong"/>
+        </w:rPr>
+        <w:t>互不相邻的两片平行表面，其正中的点到两者距离相等却不共享任何顶点</w:t>
+      </w:r>
+      <w:r>
+        <w:rPr/>
+        <w:t>，会被完全漏掉——而该情形恰好是我方自己在答复中列举过的等距例子之一。现改为按外接球半径分桶的空间索引做</w:t>
+      </w:r>
+      <w:r>
+        <w:rPr>
+          <w:rStyle w:val="Strong"/>
+        </w:rPr>
+        <w:t>精确的全局范围查询</w:t>
+      </w:r>
+      <w:r>
+        <w:rPr/>
+        <w:t>，候选集为</w:t>
+      </w:r>
+      <w:r>
+        <w:rPr/>
+        <w:t>"</w:t>
+      </w:r>
+      <w:r>
+        <w:rPr/>
+        <w:t>可能取得该最小距离者</w:t>
+      </w:r>
+      <w:r>
+        <w:rPr/>
+        <w:t>"</w:t>
+      </w:r>
+      <w:r>
+        <w:rPr/>
+        <w:t>的精确超集，与说明书</w:t>
+      </w:r>
+      <w:r>
+        <w:rPr/>
+        <w:t>"</w:t>
+      </w:r>
+      <w:r>
+        <w:rPr/>
+        <w:t>两个以上三角面同时取得最小距离</w:t>
+      </w:r>
+      <w:r>
+        <w:rPr/>
+        <w:t>"</w:t>
+      </w:r>
+      <w:r>
+        <w:rPr/>
+        <w:t>的表述一致。单测中已加入该情形与</w:t>
+      </w:r>
+      <w:r>
+        <w:rPr/>
+        <w:t>"</w:t>
+      </w:r>
+      <w:r>
+        <w:rPr/>
+        <w:t>与暴力枚举结果一致</w:t>
+      </w:r>
+      <w:r>
+        <w:rPr/>
+        <w:t>"</w:t>
+      </w:r>
+      <w:r>
+        <w:rPr/>
+        <w:t xml:space="preserve">的回归断言。 </w:t>
+      </w:r>
+    </w:p>
+    <w:p>
+      <w:pPr>
+        <w:pStyle w:val="BodyText"/>
+        <w:bidi w:val="0"/>
+        <w:jc w:val="left"/>
+        <w:rPr/>
+      </w:pPr>
+      <w:r>
+        <w:rPr>
+          <w:rStyle w:val="Strong"/>
+        </w:rPr>
+        <w:t>（</w:t>
+      </w:r>
+      <w:r>
+        <w:rPr>
+          <w:rStyle w:val="Strong"/>
+        </w:rPr>
+        <w:t>3</w:t>
+      </w:r>
+      <w:r>
+        <w:rPr>
+          <w:rStyle w:val="Strong"/>
+        </w:rPr>
+        <w:t>）真实点云上的实际影响已测量。</w:t>
+      </w:r>
+      <w:r>
+        <w:rPr/>
+        <w:t xml:space="preserve"> 在真实 </w:t>
+      </w:r>
+      <w:r>
+        <w:rPr/>
+        <w:t xml:space="preserve">IFC </w:t>
+      </w:r>
+      <w:r>
+        <w:rPr/>
+        <w:t>网格（</w:t>
+      </w:r>
+      <w:r>
+        <w:rPr/>
+        <w:t xml:space="preserve">1,197,750 </w:t>
+      </w:r>
+      <w:r>
+        <w:rPr/>
+        <w:t xml:space="preserve">个三角面）与 </w:t>
+      </w:r>
+      <w:r>
+        <w:rPr/>
+        <w:t xml:space="preserve">20,000 </w:t>
+      </w:r>
+      <w:r>
+        <w:rPr/>
+        <w:t>点、按上述精确候选集的实测中（</w:t>
+      </w:r>
+      <w:r>
+        <w:rPr/>
+        <w:t>τ_d = 0.05 m</w:t>
+      </w:r>
+      <w:r>
+        <w:rPr/>
+        <w:t xml:space="preserve">，数值容差 </w:t>
+      </w:r>
+      <w:r>
+        <w:rPr/>
+        <w:t>1×10⁻⁶ m</w:t>
+      </w:r>
+      <w:r>
+        <w:rPr/>
+        <w:t>）：</w:t>
+      </w:r>
+    </w:p>
+    <w:tbl>
+      <w:tblPr>
+        <w:tblW w:w="7120" w:type="dxa"/>
+        <w:jc w:val="left"/>
+        <w:tblInd w:w="28" w:type="dxa"/>
+        <w:tblLayout w:type="fixed"/>
+        <w:tblCellMar>
+          <w:top w:w="28" w:type="dxa"/>
+          <w:left w:w="28" w:type="dxa"/>
+          <w:bottom w:w="28" w:type="dxa"/>
+          <w:right w:w="28" w:type="dxa"/>
+        </w:tblCellMar>
+      </w:tblPr>
+      <w:tblGrid>
+        <w:gridCol w:w="2656"/>
+        <w:gridCol w:w="4464"/>
+      </w:tblGrid>
+      <w:tr>
+        <w:trPr>
+          <w:tblHeader w:val="true"/>
+        </w:trPr>
+        <w:tc>
+          <w:tcPr>
+            <w:tcW w:w="2656" w:type="dxa"/>
+            <w:tcBorders/>
+            <w:vAlign w:val="center"/>
+          </w:tcPr>
+          <w:p>
+            <w:pPr>
+              <w:pStyle w:val="TableHeading"/>
+              <w:suppressLineNumbers/>
+              <w:shd w:fill="EEEEEE" w:val="clear"/>
+              <w:bidi w:val="0"/>
+              <w:spacing w:before="0" w:after="283"/>
+              <w:jc w:val="center"/>
+              <w:rPr/>
+            </w:pPr>
+            <w:r>
+              <w:rPr/>
+              <w:t>指标</w:t>
+            </w:r>
+          </w:p>
+        </w:tc>
+        <w:tc>
+          <w:tcPr>
+            <w:tcW w:w="4464" w:type="dxa"/>
+            <w:tcBorders/>
+            <w:vAlign w:val="center"/>
+          </w:tcPr>
+          <w:p>
+            <w:pPr>
+              <w:pStyle w:val="TableHeading"/>
+              <w:suppressLineNumbers/>
+              <w:shd w:fill="EEEEEE" w:val="clear"/>
+              <w:bidi w:val="0"/>
+              <w:spacing w:before="0" w:after="283"/>
+              <w:jc w:val="center"/>
+              <w:rPr/>
+            </w:pPr>
+            <w:r>
+              <w:rPr/>
+              <w:t>结果</w:t>
+            </w:r>
+          </w:p>
+        </w:tc>
+      </w:tr>
+      <w:tr>
+        <w:trPr/>
+        <w:tc>
+          <w:tcPr>
+            <w:tcW w:w="2656" w:type="dxa"/>
+            <w:tcBorders/>
+            <w:vAlign w:val="center"/>
+          </w:tcPr>
+          <w:p>
+            <w:pPr>
+              <w:pStyle w:val="TableContents"/>
+              <w:bidi w:val="0"/>
+              <w:spacing w:before="0" w:after="283"/>
+              <w:jc w:val="left"/>
+              <w:rPr/>
+            </w:pPr>
+            <w:r>
+              <w:rPr/>
+              <w:t>触发并列裁决的点</w:t>
+            </w:r>
+          </w:p>
+        </w:tc>
+        <w:tc>
+          <w:tcPr>
+            <w:tcW w:w="4464" w:type="dxa"/>
+            <w:tcBorders/>
+            <w:vAlign w:val="center"/>
+          </w:tcPr>
+          <w:p>
+            <w:pPr>
+              <w:pStyle w:val="TableContents"/>
+              <w:bidi w:val="0"/>
+              <w:spacing w:before="0" w:after="283"/>
+              <w:jc w:val="left"/>
+              <w:rPr/>
+            </w:pPr>
+            <w:r>
+              <w:rPr>
+                <w:rStyle w:val="Strong"/>
+              </w:rPr>
+              <w:t>8,602 / 20,000</w:t>
+            </w:r>
+            <w:r>
+              <w:rPr>
+                <w:rStyle w:val="Strong"/>
+              </w:rPr>
+              <w:t>（</w:t>
+            </w:r>
+            <w:r>
+              <w:rPr>
+                <w:rStyle w:val="Strong"/>
+              </w:rPr>
+              <w:t>43.01%</w:t>
+            </w:r>
+            <w:r>
+              <w:rPr>
+                <w:rStyle w:val="Strong"/>
+              </w:rPr>
+              <w:t>）</w:t>
+            </w:r>
+            <w:r>
+              <w:rPr/>
+              <w:t xml:space="preserve">，最大并列面数 </w:t>
+            </w:r>
+            <w:r>
+              <w:rPr/>
+              <w:t>3</w:t>
+            </w:r>
+          </w:p>
+        </w:tc>
+      </w:tr>
+      <w:tr>
+        <w:trPr/>
+        <w:tc>
+          <w:tcPr>
+            <w:tcW w:w="2656" w:type="dxa"/>
+            <w:tcBorders/>
+            <w:vAlign w:val="center"/>
+          </w:tcPr>
+          <w:p>
+            <w:pPr>
+              <w:pStyle w:val="TableContents"/>
+              <w:bidi w:val="0"/>
+              <w:spacing w:before="0" w:after="283"/>
+              <w:jc w:val="left"/>
+              <w:rPr/>
+            </w:pPr>
+            <w:r>
+              <w:rPr/>
+              <w:t>匹配点数（旧 → 新）</w:t>
+            </w:r>
+          </w:p>
+        </w:tc>
+        <w:tc>
+          <w:tcPr>
+            <w:tcW w:w="4464" w:type="dxa"/>
+            <w:tcBorders/>
+            <w:vAlign w:val="center"/>
+          </w:tcPr>
+          <w:p>
+            <w:pPr>
+              <w:pStyle w:val="TableContents"/>
+              <w:bidi w:val="0"/>
+              <w:spacing w:before="0" w:after="283"/>
+              <w:jc w:val="left"/>
+              <w:rPr/>
+            </w:pPr>
+            <w:r>
+              <w:rPr/>
+              <w:t>10,154 → 10,154</w:t>
+            </w:r>
+            <w:r>
+              <w:rPr/>
+              <w:t>（</w:t>
+            </w:r>
+            <w:r>
+              <w:rPr>
+                <w:rStyle w:val="Strong"/>
+              </w:rPr>
+              <w:t>无变化</w:t>
+            </w:r>
+            <w:r>
+              <w:rPr/>
+              <w:t>）</w:t>
+            </w:r>
+          </w:p>
+        </w:tc>
+      </w:tr>
+      <w:tr>
+        <w:trPr/>
+        <w:tc>
+          <w:tcPr>
+            <w:tcW w:w="2656" w:type="dxa"/>
+            <w:tcBorders/>
+            <w:vAlign w:val="center"/>
+          </w:tcPr>
+          <w:p>
+            <w:pPr>
+              <w:pStyle w:val="TableContents"/>
+              <w:bidi w:val="0"/>
+              <w:spacing w:before="0" w:after="283"/>
+              <w:jc w:val="left"/>
+              <w:rPr/>
+            </w:pPr>
+            <w:r>
+              <w:rPr/>
+              <w:t>最近距离最大变化</w:t>
+            </w:r>
+          </w:p>
+        </w:tc>
+        <w:tc>
+          <w:tcPr>
+            <w:tcW w:w="4464" w:type="dxa"/>
+            <w:tcBorders/>
+            <w:vAlign w:val="center"/>
+          </w:tcPr>
+          <w:p>
+            <w:pPr>
+              <w:pStyle w:val="TableContents"/>
+              <w:bidi w:val="0"/>
+              <w:spacing w:before="0" w:after="283"/>
+              <w:jc w:val="left"/>
+              <w:rPr/>
+            </w:pPr>
+            <w:r>
+              <w:rPr/>
+              <w:t>6.05×10⁻⁷ m</w:t>
+            </w:r>
+            <w:r>
+              <w:rPr/>
+              <w:t>（单精度后端与双精度闭式解之差）</w:t>
+            </w:r>
+          </w:p>
+        </w:tc>
+      </w:tr>
+      <w:tr>
+        <w:trPr/>
+        <w:tc>
+          <w:tcPr>
+            <w:tcW w:w="2656" w:type="dxa"/>
+            <w:tcBorders/>
+            <w:vAlign w:val="center"/>
+          </w:tcPr>
+          <w:p>
+            <w:pPr>
+              <w:pStyle w:val="TableContents"/>
+              <w:bidi w:val="0"/>
+              <w:spacing w:before="0" w:after="283"/>
+              <w:jc w:val="left"/>
+              <w:rPr/>
+            </w:pPr>
+            <w:r>
+              <w:rPr/>
+              <w:t>跨表面分块改变归属的匹配点</w:t>
+            </w:r>
+          </w:p>
+        </w:tc>
+        <w:tc>
+          <w:tcPr>
+            <w:tcW w:w="4464" w:type="dxa"/>
+            <w:tcBorders/>
+            <w:vAlign w:val="center"/>
+          </w:tcPr>
+          <w:p>
+            <w:pPr>
+              <w:pStyle w:val="TableContents"/>
+              <w:bidi w:val="0"/>
+              <w:spacing w:before="0" w:after="283"/>
+              <w:jc w:val="left"/>
+              <w:rPr/>
+            </w:pPr>
+            <w:r>
+              <w:rPr/>
+              <w:t>6,840</w:t>
+            </w:r>
+          </w:p>
+        </w:tc>
+      </w:tr>
+      <w:tr>
+        <w:trPr/>
+        <w:tc>
+          <w:tcPr>
+            <w:tcW w:w="2656" w:type="dxa"/>
+            <w:tcBorders/>
+            <w:vAlign w:val="center"/>
+          </w:tcPr>
+          <w:p>
+            <w:pPr>
+              <w:pStyle w:val="TableContents"/>
+              <w:bidi w:val="0"/>
+              <w:spacing w:before="0" w:after="283"/>
+              <w:jc w:val="left"/>
+              <w:rPr/>
+            </w:pPr>
+            <w:r>
+              <w:rPr/>
+              <w:t>各表面分块匹配点数之和</w:t>
+            </w:r>
+          </w:p>
+        </w:tc>
+        <w:tc>
+          <w:tcPr>
+            <w:tcW w:w="4464" w:type="dxa"/>
+            <w:tcBorders/>
+            <w:vAlign w:val="center"/>
+          </w:tcPr>
+          <w:p>
+            <w:pPr>
+              <w:pStyle w:val="TableContents"/>
+              <w:bidi w:val="0"/>
+              <w:spacing w:before="0" w:after="283"/>
+              <w:jc w:val="left"/>
+              <w:rPr/>
+            </w:pPr>
+            <w:r>
+              <w:rPr/>
+              <w:t xml:space="preserve">10,154 ≤ </w:t>
+            </w:r>
+            <w:r>
+              <w:rPr/>
+              <w:t xml:space="preserve">总点数 </w:t>
+            </w:r>
+            <w:r>
+              <w:rPr/>
+              <w:t>20,000</w:t>
+            </w:r>
+            <w:r>
+              <w:rPr/>
+              <w:t>（</w:t>
+            </w:r>
+            <w:r>
+              <w:rPr>
+                <w:rStyle w:val="Strong"/>
+              </w:rPr>
+              <w:t>成立</w:t>
+            </w:r>
+            <w:r>
+              <w:rPr/>
+              <w:t>）</w:t>
+            </w:r>
+          </w:p>
+        </w:tc>
+      </w:tr>
+      <w:tr>
+        <w:trPr/>
+        <w:tc>
+          <w:tcPr>
+            <w:tcW w:w="2656" w:type="dxa"/>
+            <w:tcBorders/>
+            <w:vAlign w:val="center"/>
+          </w:tcPr>
+          <w:p>
+            <w:pPr>
+              <w:pStyle w:val="TableContents"/>
+              <w:bidi w:val="0"/>
+              <w:spacing w:before="0" w:after="283"/>
+              <w:jc w:val="left"/>
+              <w:rPr/>
+            </w:pPr>
+            <w:r>
+              <w:rPr/>
+              <w:t>每点归属数</w:t>
+            </w:r>
+          </w:p>
+        </w:tc>
+        <w:tc>
+          <w:tcPr>
+            <w:tcW w:w="4464" w:type="dxa"/>
+            <w:tcBorders/>
+            <w:vAlign w:val="center"/>
+          </w:tcPr>
+          <w:p>
+            <w:pPr>
+              <w:pStyle w:val="TableContents"/>
+              <w:bidi w:val="0"/>
+              <w:spacing w:before="0" w:after="283"/>
+              <w:jc w:val="left"/>
+              <w:rPr/>
+            </w:pPr>
+            <w:r>
+              <w:rPr/>
+              <w:t>1</w:t>
+            </w:r>
+            <w:r>
+              <w:rPr/>
+              <w:t>（</w:t>
+            </w:r>
+            <w:r>
+              <w:rPr>
+                <w:rStyle w:val="Strong"/>
+              </w:rPr>
+              <w:t>成立</w:t>
+            </w:r>
+            <w:r>
+              <w:rPr/>
+              <w:t>）</w:t>
+            </w:r>
+          </w:p>
+        </w:tc>
+      </w:tr>
+    </w:tbl>
+    <w:p>
+      <w:pPr>
+        <w:pStyle w:val="BodyText"/>
+        <w:bidi w:val="0"/>
+        <w:jc w:val="left"/>
+        <w:rPr/>
+      </w:pPr>
+      <w:r>
+        <w:rPr>
+          <w:rStyle w:val="Strong"/>
+        </w:rPr>
+        <w:t xml:space="preserve">这组数字反过来加强了对疑问 </w:t>
+      </w:r>
+      <w:r>
+        <w:rPr>
+          <w:rStyle w:val="Strong"/>
+        </w:rPr>
+        <w:t xml:space="preserve">2 </w:t>
+      </w:r>
+      <w:r>
+        <w:rPr>
+          <w:rStyle w:val="Strong"/>
+        </w:rPr>
+        <w:t>的回答</w:t>
+      </w:r>
+      <w:r>
+        <w:rPr/>
+        <w:t xml:space="preserve">：并列（含浮点意义上的近似并列）在真实 </w:t>
+      </w:r>
+      <w:r>
+        <w:rPr/>
+        <w:t xml:space="preserve">IFC </w:t>
+      </w:r>
+      <w:r>
+        <w:rPr/>
+        <w:t>网格上不是边角情形——</w:t>
+      </w:r>
+      <w:r>
+        <w:rPr>
+          <w:rStyle w:val="Strong"/>
+        </w:rPr>
+        <w:t>四成以上的点会遇到</w:t>
+      </w:r>
+      <w:r>
+        <w:rPr/>
+        <w:t xml:space="preserve">，因为 </w:t>
+      </w:r>
+      <w:r>
+        <w:rPr/>
+        <w:t xml:space="preserve">IFC </w:t>
+      </w:r>
+      <w:r>
+        <w:rPr/>
+        <w:t xml:space="preserve">三角化会产生大量共面相邻三角面，点落在其公共边附近即构成并列。若不规定规则，其中 </w:t>
+      </w:r>
+      <w:r>
+        <w:rPr/>
+        <w:t xml:space="preserve">6,840 </w:t>
+      </w:r>
+      <w:r>
+        <w:rPr/>
+        <w:t xml:space="preserve">个点（占匹配点的 </w:t>
+      </w:r>
+      <w:r>
+        <w:rPr/>
+        <w:t>67%</w:t>
+      </w:r>
+      <w:r>
+        <w:rPr/>
+        <w:t>）的表面分块归属将随三角面存储顺序而变，直接影响各分块的点数统计、进而影响覆盖比例与点密度比例。</w:t>
+      </w:r>
+    </w:p>
+    <w:p>
+      <w:pPr>
+        <w:pStyle w:val="BodyText"/>
+        <w:bidi w:val="0"/>
+        <w:jc w:val="left"/>
+        <w:rPr/>
+      </w:pPr>
+      <w:r>
+        <w:rPr>
+          <w:rStyle w:val="Strong"/>
+        </w:rPr>
+        <w:t>（</w:t>
+      </w:r>
+      <w:r>
+        <w:rPr>
+          <w:rStyle w:val="Strong"/>
+        </w:rPr>
+        <w:t>4</w:t>
+      </w:r>
+      <w:r>
+        <w:rPr>
+          <w:rStyle w:val="Strong"/>
+        </w:rPr>
+        <w:t>）匹配点数总量守恒已验证。</w:t>
+      </w:r>
+      <w:r>
+        <w:rPr/>
+        <w:t xml:space="preserve"> 各表面分块的匹配点数之和恒等于匹配点数、且不超过点云总点数；单测中对随机点集另有一项断言。</w:t>
+      </w:r>
+    </w:p>
+    <w:p>
+      <w:pPr>
+        <w:pStyle w:val="BodyText"/>
+        <w:bidi w:val="0"/>
+        <w:jc w:val="left"/>
+        <w:rPr/>
+      </w:pPr>
+      <w:r>
+        <w:rPr>
+          <w:rStyle w:val="Strong"/>
+        </w:rPr>
+        <w:t>关于计算开销（如实说明）。</w:t>
+      </w:r>
+      <w:r>
+        <w:rPr/>
+        <w:t xml:space="preserve"> 精确全局候选集的代价是每点约 </w:t>
+      </w:r>
+      <w:r>
+        <w:rPr/>
+        <w:t>9.4 ms</w:t>
+      </w:r>
+      <w:r>
+        <w:rPr/>
+        <w:t>（</w:t>
+      </w:r>
+      <w:r>
+        <w:rPr/>
+        <w:t xml:space="preserve">1,197,750 </w:t>
+      </w:r>
+      <w:r>
+        <w:rPr/>
+        <w:t xml:space="preserve">面网格，仅处理最近距离不超过 </w:t>
+      </w:r>
+      <w:r>
+        <w:rPr/>
+        <w:t xml:space="preserve">τ_d </w:t>
+      </w:r>
+      <w:r>
+        <w:rPr/>
+        <w:t>的点），</w:t>
+      </w:r>
+      <w:r>
+        <w:rPr/>
+        <w:t xml:space="preserve">20,000 </w:t>
+      </w:r>
+      <w:r>
+        <w:rPr/>
+        <w:t xml:space="preserve">点样本耗时约 </w:t>
+      </w:r>
+      <w:r>
+        <w:rPr/>
+        <w:t xml:space="preserve">3 </w:t>
+      </w:r>
+      <w:r>
+        <w:rPr/>
+        <w:t xml:space="preserve">分钟。按此速度，全量 </w:t>
+      </w:r>
+      <w:r>
+        <w:rPr/>
+        <w:t xml:space="preserve">CRAS </w:t>
+      </w:r>
+      <w:r>
+        <w:rPr/>
+        <w:t>数据（</w:t>
+      </w:r>
+      <w:r>
+        <w:rPr/>
+        <w:t xml:space="preserve">5.84 </w:t>
+      </w:r>
+      <w:r>
+        <w:rPr/>
+        <w:t xml:space="preserve">亿点、匹配率约 </w:t>
+      </w:r>
+      <w:r>
+        <w:rPr/>
+        <w:t>2.2%</w:t>
+      </w:r>
+      <w:r>
+        <w:rPr/>
+        <w:t>）需要进一步做批量化与向量化改造才可行。这是工程实现的优化任务，不影响说明书所记载技术方案的可实施性——所属领域技术人员按说明书记载即可实现该规则，本次实测亦证明其在真实网格上可执行。</w:t>
+      </w:r>
+    </w:p>
+    <w:p>
+      <w:pPr>
+        <w:pStyle w:val="BodyText"/>
+        <w:bidi w:val="0"/>
+        <w:jc w:val="left"/>
+        <w:rPr/>
+      </w:pPr>
+      <w:r>
+        <w:rPr>
+          <w:rStyle w:val="Strong"/>
+        </w:rPr>
+        <w:t>这组实测同时给出了数值容差的取值依据</w:t>
+      </w:r>
+      <w:r>
+        <w:rPr/>
+        <w:t xml:space="preserve">：观测到的浮点差异达 </w:t>
+      </w:r>
+      <w:r>
+        <w:rPr/>
+        <w:t xml:space="preserve">6.0×10⁻⁷ m </w:t>
+      </w:r>
+      <w:r>
+        <w:rPr/>
+        <w:t xml:space="preserve">量级，故容差取 </w:t>
+      </w:r>
+      <w:r>
+        <w:rPr/>
+        <w:t>1×10⁻⁶ m</w:t>
+      </w:r>
+      <w:r>
+        <w:rPr/>
+        <w:t>；若按严格相等判定，规则在真实数据上几乎不会被触发。</w:t>
       </w:r>
     </w:p>
     <w:p>
@@ -7922,6 +8916,143 @@
   <w:abstractNum w:abstractNumId="6">
     <w:lvl w:ilvl="0">
       <w:start w:val="1"/>
+      <w:numFmt w:val="bullet"/>
+      <w:lvlText w:val=""/>
+      <w:lvlJc w:val="left"/>
+      <w:pPr>
+        <w:tabs>
+          <w:tab w:val="num" w:pos="709"/>
+        </w:tabs>
+        <w:ind w:left="709" w:hanging="283"/>
+      </w:pPr>
+      <w:rPr>
+        <w:rFonts w:ascii="Symbol" w:hAnsi="Symbol" w:cs="Symbol" w:hint="default"/>
+      </w:rPr>
+    </w:lvl>
+    <w:lvl w:ilvl="1">
+      <w:start w:val="1"/>
+      <w:numFmt w:val="bullet"/>
+      <w:lvlText w:val=""/>
+      <w:lvlJc w:val="left"/>
+      <w:pPr>
+        <w:tabs>
+          <w:tab w:val="num" w:pos="1418"/>
+        </w:tabs>
+        <w:ind w:left="1418" w:hanging="283"/>
+      </w:pPr>
+      <w:rPr>
+        <w:rFonts w:ascii="Symbol" w:hAnsi="Symbol" w:cs="Symbol" w:hint="default"/>
+      </w:rPr>
+    </w:lvl>
+    <w:lvl w:ilvl="2">
+      <w:start w:val="1"/>
+      <w:numFmt w:val="bullet"/>
+      <w:lvlText w:val=""/>
+      <w:lvlJc w:val="left"/>
+      <w:pPr>
+        <w:tabs>
+          <w:tab w:val="num" w:pos="2127"/>
+        </w:tabs>
+        <w:ind w:left="2127" w:hanging="283"/>
+      </w:pPr>
+      <w:rPr>
+        <w:rFonts w:ascii="Symbol" w:hAnsi="Symbol" w:cs="Symbol" w:hint="default"/>
+      </w:rPr>
+    </w:lvl>
+    <w:lvl w:ilvl="3">
+      <w:start w:val="1"/>
+      <w:numFmt w:val="bullet"/>
+      <w:lvlText w:val=""/>
+      <w:lvlJc w:val="left"/>
+      <w:pPr>
+        <w:tabs>
+          <w:tab w:val="num" w:pos="2836"/>
+        </w:tabs>
+        <w:ind w:left="2836" w:hanging="283"/>
+      </w:pPr>
+      <w:rPr>
+        <w:rFonts w:ascii="Symbol" w:hAnsi="Symbol" w:cs="Symbol" w:hint="default"/>
+      </w:rPr>
+    </w:lvl>
+    <w:lvl w:ilvl="4">
+      <w:start w:val="1"/>
+      <w:numFmt w:val="bullet"/>
+      <w:lvlText w:val=""/>
+      <w:lvlJc w:val="left"/>
+      <w:pPr>
+        <w:tabs>
+          <w:tab w:val="num" w:pos="3545"/>
+        </w:tabs>
+        <w:ind w:left="3545" w:hanging="283"/>
+      </w:pPr>
+      <w:rPr>
+        <w:rFonts w:ascii="Symbol" w:hAnsi="Symbol" w:cs="Symbol" w:hint="default"/>
+      </w:rPr>
+    </w:lvl>
+    <w:lvl w:ilvl="5">
+      <w:start w:val="1"/>
+      <w:numFmt w:val="bullet"/>
+      <w:lvlText w:val=""/>
+      <w:lvlJc w:val="left"/>
+      <w:pPr>
+        <w:tabs>
+          <w:tab w:val="num" w:pos="4254"/>
+        </w:tabs>
+        <w:ind w:left="4254" w:hanging="283"/>
+      </w:pPr>
+      <w:rPr>
+        <w:rFonts w:ascii="Symbol" w:hAnsi="Symbol" w:cs="Symbol" w:hint="default"/>
+      </w:rPr>
+    </w:lvl>
+    <w:lvl w:ilvl="6">
+      <w:start w:val="1"/>
+      <w:numFmt w:val="bullet"/>
+      <w:lvlText w:val=""/>
+      <w:lvlJc w:val="left"/>
+      <w:pPr>
+        <w:tabs>
+          <w:tab w:val="num" w:pos="4963"/>
+        </w:tabs>
+        <w:ind w:left="4963" w:hanging="283"/>
+      </w:pPr>
+      <w:rPr>
+        <w:rFonts w:ascii="Symbol" w:hAnsi="Symbol" w:cs="Symbol" w:hint="default"/>
+      </w:rPr>
+    </w:lvl>
+    <w:lvl w:ilvl="7">
+      <w:start w:val="1"/>
+      <w:numFmt w:val="bullet"/>
+      <w:lvlText w:val=""/>
+      <w:lvlJc w:val="left"/>
+      <w:pPr>
+        <w:tabs>
+          <w:tab w:val="num" w:pos="5672"/>
+        </w:tabs>
+        <w:ind w:left="5672" w:hanging="283"/>
+      </w:pPr>
+      <w:rPr>
+        <w:rFonts w:ascii="Symbol" w:hAnsi="Symbol" w:cs="Symbol" w:hint="default"/>
+      </w:rPr>
+    </w:lvl>
+    <w:lvl w:ilvl="8">
+      <w:start w:val="1"/>
+      <w:numFmt w:val="bullet"/>
+      <w:lvlText w:val=""/>
+      <w:lvlJc w:val="left"/>
+      <w:pPr>
+        <w:tabs>
+          <w:tab w:val="num" w:pos="6381"/>
+        </w:tabs>
+        <w:ind w:left="6381" w:hanging="283"/>
+      </w:pPr>
+      <w:rPr>
+        <w:rFonts w:ascii="Symbol" w:hAnsi="Symbol" w:cs="Symbol" w:hint="default"/>
+      </w:rPr>
+    </w:lvl>
+  </w:abstractNum>
+  <w:abstractNum w:abstractNumId="7">
+    <w:lvl w:ilvl="0">
+      <w:start w:val="1"/>
       <w:numFmt w:val="none"/>
       <w:suff w:val="nothing"/>
       <w:lvlText w:val=""/>
@@ -8057,6 +9188,9 @@
   </w:num>
   <w:num w:numId="6">
     <w:abstractNumId w:val="6"/>
+  </w:num>
+  <w:num w:numId="7">
+    <w:abstractNumId w:val="7"/>
   </w:num>
 </w:numbering>
 </file>

--- a/交付_20260731_合作方权利要求答复/01_答复文件/S4疑问答复与权利要求逻辑审查_20260731.docx
+++ b/交付_20260731_合作方权利要求答复/01_答复文件/S4疑问答复与权利要求逻辑审查_20260731.docx
@@ -61,6 +61,24 @@
       <w:r>
         <w:rPr/>
         <w:t>2026-07-31</w:t>
+      </w:r>
+    </w:p>
+    <w:p>
+      <w:pPr>
+        <w:pStyle w:val="BlockQuotation"/>
+        <w:bidi w:val="0"/>
+        <w:jc w:val="left"/>
+        <w:rPr/>
+      </w:pPr>
+      <w:r>
+        <w:rPr>
+          <w:rStyle w:val="Strong"/>
+        </w:rPr>
+        <w:t>【审阅及策略确认稿，非最终定稿】</w:t>
+      </w:r>
+      <w:r>
+        <w:rPr/>
+        <w:t xml:space="preserve"> 本次交付为技术答复与权项策略请示。文件中同时保留了合并式与拆分式两套权利要求结构，二者不可并存；请代理人确认采用哪一套后，我方再统一权利要求书与说明书。</w:t>
       </w:r>
     </w:p>
     <w:p>
@@ -1464,9 +1482,9 @@
     </w:p>
     <w:tbl>
       <w:tblPr>
-        <w:tblW w:w="6564" w:type="dxa"/>
-        <w:jc w:val="left"/>
-        <w:tblInd w:w="28" w:type="dxa"/>
+        <w:tblW w:w="10205" w:type="dxa"/>
+        <w:jc w:val="center"/>
+        <w:tblInd w:w="0" w:type="dxa"/>
         <w:tblLayout w:type="fixed"/>
         <w:tblCellMar>
           <w:top w:w="28" w:type="dxa"/>
@@ -1484,10 +1502,11 @@
       <w:tr>
         <w:trPr>
           <w:tblHeader w:val="true"/>
+          <w:cantSplit/>
         </w:trPr>
         <w:tc>
           <w:tcPr>
-            <w:tcW w:w="1291" w:type="dxa"/>
+            <w:tcW w:w="1379" w:type="dxa"/>
             <w:tcBorders/>
             <w:vAlign w:val="center"/>
           </w:tcPr>
@@ -1509,7 +1528,7 @@
         </w:tc>
         <w:tc>
           <w:tcPr>
-            <w:tcW w:w="2171" w:type="dxa"/>
+            <w:tcW w:w="3586" w:type="dxa"/>
             <w:tcBorders/>
             <w:vAlign w:val="center"/>
           </w:tcPr>
@@ -1539,7 +1558,7 @@
         </w:tc>
         <w:tc>
           <w:tcPr>
-            <w:tcW w:w="2171" w:type="dxa"/>
+            <w:tcW w:w="3586" w:type="dxa"/>
             <w:tcBorders/>
             <w:vAlign w:val="center"/>
           </w:tcPr>
@@ -1569,7 +1588,7 @@
         </w:tc>
         <w:tc>
           <w:tcPr>
-            <w:tcW w:w="931" w:type="dxa"/>
+            <w:tcW w:w="1655" w:type="dxa"/>
             <w:tcBorders/>
             <w:vAlign w:val="center"/>
           </w:tcPr>
@@ -1591,10 +1610,12 @@
         </w:tc>
       </w:tr>
       <w:tr>
-        <w:trPr/>
+        <w:trPr>
+          <w:cantSplit/>
+        </w:trPr>
         <w:tc>
           <w:tcPr>
-            <w:tcW w:w="1291" w:type="dxa"/>
+            <w:tcW w:w="1379" w:type="dxa"/>
             <w:tcBorders/>
             <w:vAlign w:val="center"/>
           </w:tcPr>
@@ -1614,7 +1635,7 @@
         </w:tc>
         <w:tc>
           <w:tcPr>
-            <w:tcW w:w="2171" w:type="dxa"/>
+            <w:tcW w:w="3586" w:type="dxa"/>
             <w:tcBorders/>
             <w:vAlign w:val="center"/>
           </w:tcPr>
@@ -1634,7 +1655,7 @@
         </w:tc>
         <w:tc>
           <w:tcPr>
-            <w:tcW w:w="2171" w:type="dxa"/>
+            <w:tcW w:w="3586" w:type="dxa"/>
             <w:tcBorders/>
             <w:vAlign w:val="center"/>
           </w:tcPr>
@@ -1654,7 +1675,7 @@
         </w:tc>
         <w:tc>
           <w:tcPr>
-            <w:tcW w:w="931" w:type="dxa"/>
+            <w:tcW w:w="1655" w:type="dxa"/>
             <w:tcBorders/>
             <w:vAlign w:val="center"/>
           </w:tcPr>
@@ -1674,10 +1695,12 @@
         </w:tc>
       </w:tr>
       <w:tr>
-        <w:trPr/>
+        <w:trPr>
+          <w:cantSplit/>
+        </w:trPr>
         <w:tc>
           <w:tcPr>
-            <w:tcW w:w="1291" w:type="dxa"/>
+            <w:tcW w:w="1379" w:type="dxa"/>
             <w:tcBorders/>
             <w:vAlign w:val="center"/>
           </w:tcPr>
@@ -1697,7 +1720,7 @@
         </w:tc>
         <w:tc>
           <w:tcPr>
-            <w:tcW w:w="2171" w:type="dxa"/>
+            <w:tcW w:w="3586" w:type="dxa"/>
             <w:tcBorders/>
             <w:vAlign w:val="center"/>
           </w:tcPr>
@@ -1717,7 +1740,7 @@
         </w:tc>
         <w:tc>
           <w:tcPr>
-            <w:tcW w:w="2171" w:type="dxa"/>
+            <w:tcW w:w="3586" w:type="dxa"/>
             <w:tcBorders/>
             <w:vAlign w:val="center"/>
           </w:tcPr>
@@ -1737,7 +1760,7 @@
         </w:tc>
         <w:tc>
           <w:tcPr>
-            <w:tcW w:w="931" w:type="dxa"/>
+            <w:tcW w:w="1655" w:type="dxa"/>
             <w:tcBorders/>
             <w:vAlign w:val="center"/>
           </w:tcPr>
@@ -1757,10 +1780,12 @@
         </w:tc>
       </w:tr>
       <w:tr>
-        <w:trPr/>
+        <w:trPr>
+          <w:cantSplit/>
+        </w:trPr>
         <w:tc>
           <w:tcPr>
-            <w:tcW w:w="1291" w:type="dxa"/>
+            <w:tcW w:w="1379" w:type="dxa"/>
             <w:tcBorders/>
             <w:vAlign w:val="center"/>
           </w:tcPr>
@@ -1780,7 +1805,7 @@
         </w:tc>
         <w:tc>
           <w:tcPr>
-            <w:tcW w:w="2171" w:type="dxa"/>
+            <w:tcW w:w="3586" w:type="dxa"/>
             <w:tcBorders/>
             <w:vAlign w:val="center"/>
           </w:tcPr>
@@ -1800,7 +1825,7 @@
         </w:tc>
         <w:tc>
           <w:tcPr>
-            <w:tcW w:w="2171" w:type="dxa"/>
+            <w:tcW w:w="3586" w:type="dxa"/>
             <w:tcBorders/>
             <w:vAlign w:val="center"/>
           </w:tcPr>
@@ -1820,7 +1845,7 @@
         </w:tc>
         <w:tc>
           <w:tcPr>
-            <w:tcW w:w="931" w:type="dxa"/>
+            <w:tcW w:w="1655" w:type="dxa"/>
             <w:tcBorders/>
             <w:vAlign w:val="center"/>
           </w:tcPr>
@@ -1840,10 +1865,12 @@
         </w:tc>
       </w:tr>
       <w:tr>
-        <w:trPr/>
+        <w:trPr>
+          <w:cantSplit/>
+        </w:trPr>
         <w:tc>
           <w:tcPr>
-            <w:tcW w:w="1291" w:type="dxa"/>
+            <w:tcW w:w="1379" w:type="dxa"/>
             <w:tcBorders/>
             <w:vAlign w:val="center"/>
           </w:tcPr>
@@ -1863,7 +1890,7 @@
         </w:tc>
         <w:tc>
           <w:tcPr>
-            <w:tcW w:w="2171" w:type="dxa"/>
+            <w:tcW w:w="3586" w:type="dxa"/>
             <w:tcBorders/>
             <w:vAlign w:val="center"/>
           </w:tcPr>
@@ -1883,7 +1910,7 @@
         </w:tc>
         <w:tc>
           <w:tcPr>
-            <w:tcW w:w="2171" w:type="dxa"/>
+            <w:tcW w:w="3586" w:type="dxa"/>
             <w:tcBorders/>
             <w:vAlign w:val="center"/>
           </w:tcPr>
@@ -1903,7 +1930,7 @@
         </w:tc>
         <w:tc>
           <w:tcPr>
-            <w:tcW w:w="931" w:type="dxa"/>
+            <w:tcW w:w="1655" w:type="dxa"/>
             <w:tcBorders/>
             <w:vAlign w:val="center"/>
           </w:tcPr>
@@ -1923,10 +1950,12 @@
         </w:tc>
       </w:tr>
       <w:tr>
-        <w:trPr/>
+        <w:trPr>
+          <w:cantSplit/>
+        </w:trPr>
         <w:tc>
           <w:tcPr>
-            <w:tcW w:w="1291" w:type="dxa"/>
+            <w:tcW w:w="1379" w:type="dxa"/>
             <w:tcBorders/>
             <w:vAlign w:val="center"/>
           </w:tcPr>
@@ -1946,7 +1975,7 @@
         </w:tc>
         <w:tc>
           <w:tcPr>
-            <w:tcW w:w="2171" w:type="dxa"/>
+            <w:tcW w:w="3586" w:type="dxa"/>
             <w:tcBorders/>
             <w:vAlign w:val="center"/>
           </w:tcPr>
@@ -1966,7 +1995,7 @@
         </w:tc>
         <w:tc>
           <w:tcPr>
-            <w:tcW w:w="2171" w:type="dxa"/>
+            <w:tcW w:w="3586" w:type="dxa"/>
             <w:tcBorders/>
             <w:vAlign w:val="center"/>
           </w:tcPr>
@@ -1986,7 +2015,7 @@
         </w:tc>
         <w:tc>
           <w:tcPr>
-            <w:tcW w:w="931" w:type="dxa"/>
+            <w:tcW w:w="1655" w:type="dxa"/>
             <w:tcBorders/>
             <w:vAlign w:val="center"/>
           </w:tcPr>
@@ -2168,9 +2197,9 @@
     </w:p>
     <w:tbl>
       <w:tblPr>
-        <w:tblW w:w="3952" w:type="dxa"/>
-        <w:jc w:val="left"/>
-        <w:tblInd w:w="28" w:type="dxa"/>
+        <w:tblW w:w="10205" w:type="dxa"/>
+        <w:jc w:val="center"/>
+        <w:tblInd w:w="0" w:type="dxa"/>
         <w:tblLayout w:type="fixed"/>
         <w:tblCellMar>
           <w:top w:w="28" w:type="dxa"/>
@@ -2187,10 +2216,11 @@
       <w:tr>
         <w:trPr>
           <w:tblHeader w:val="true"/>
+          <w:cantSplit/>
         </w:trPr>
         <w:tc>
           <w:tcPr>
-            <w:tcW w:w="1486" w:type="dxa"/>
+            <w:tcW w:w="2857" w:type="dxa"/>
             <w:tcBorders/>
             <w:vAlign w:val="center"/>
           </w:tcPr>
@@ -2212,7 +2242,7 @@
         </w:tc>
         <w:tc>
           <w:tcPr>
-            <w:tcW w:w="1145" w:type="dxa"/>
+            <w:tcW w:w="5307" w:type="dxa"/>
             <w:tcBorders/>
             <w:vAlign w:val="center"/>
           </w:tcPr>
@@ -2234,7 +2264,7 @@
         </w:tc>
         <w:tc>
           <w:tcPr>
-            <w:tcW w:w="1321" w:type="dxa"/>
+            <w:tcW w:w="2041" w:type="dxa"/>
             <w:tcBorders/>
             <w:vAlign w:val="center"/>
           </w:tcPr>
@@ -2256,10 +2286,12 @@
         </w:tc>
       </w:tr>
       <w:tr>
-        <w:trPr/>
+        <w:trPr>
+          <w:cantSplit/>
+        </w:trPr>
         <w:tc>
           <w:tcPr>
-            <w:tcW w:w="1486" w:type="dxa"/>
+            <w:tcW w:w="2857" w:type="dxa"/>
             <w:tcBorders/>
             <w:vAlign w:val="center"/>
           </w:tcPr>
@@ -2279,7 +2311,7 @@
         </w:tc>
         <w:tc>
           <w:tcPr>
-            <w:tcW w:w="1145" w:type="dxa"/>
+            <w:tcW w:w="5307" w:type="dxa"/>
             <w:tcBorders/>
             <w:vAlign w:val="center"/>
           </w:tcPr>
@@ -2303,7 +2335,7 @@
         </w:tc>
         <w:tc>
           <w:tcPr>
-            <w:tcW w:w="1321" w:type="dxa"/>
+            <w:tcW w:w="2041" w:type="dxa"/>
             <w:tcBorders/>
             <w:vAlign w:val="center"/>
           </w:tcPr>
@@ -2327,10 +2359,12 @@
         </w:tc>
       </w:tr>
       <w:tr>
-        <w:trPr/>
+        <w:trPr>
+          <w:cantSplit/>
+        </w:trPr>
         <w:tc>
           <w:tcPr>
-            <w:tcW w:w="1486" w:type="dxa"/>
+            <w:tcW w:w="2857" w:type="dxa"/>
             <w:tcBorders/>
             <w:vAlign w:val="center"/>
           </w:tcPr>
@@ -2350,7 +2384,7 @@
         </w:tc>
         <w:tc>
           <w:tcPr>
-            <w:tcW w:w="1145" w:type="dxa"/>
+            <w:tcW w:w="5307" w:type="dxa"/>
             <w:tcBorders/>
             <w:vAlign w:val="center"/>
           </w:tcPr>
@@ -2374,7 +2408,7 @@
         </w:tc>
         <w:tc>
           <w:tcPr>
-            <w:tcW w:w="1321" w:type="dxa"/>
+            <w:tcW w:w="2041" w:type="dxa"/>
             <w:tcBorders/>
             <w:vAlign w:val="center"/>
           </w:tcPr>
@@ -2398,10 +2432,12 @@
         </w:tc>
       </w:tr>
       <w:tr>
-        <w:trPr/>
+        <w:trPr>
+          <w:cantSplit/>
+        </w:trPr>
         <w:tc>
           <w:tcPr>
-            <w:tcW w:w="1486" w:type="dxa"/>
+            <w:tcW w:w="2857" w:type="dxa"/>
             <w:tcBorders/>
             <w:vAlign w:val="center"/>
           </w:tcPr>
@@ -2421,7 +2457,7 @@
         </w:tc>
         <w:tc>
           <w:tcPr>
-            <w:tcW w:w="1145" w:type="dxa"/>
+            <w:tcW w:w="5307" w:type="dxa"/>
             <w:tcBorders/>
             <w:vAlign w:val="center"/>
           </w:tcPr>
@@ -2445,7 +2481,7 @@
         </w:tc>
         <w:tc>
           <w:tcPr>
-            <w:tcW w:w="1321" w:type="dxa"/>
+            <w:tcW w:w="2041" w:type="dxa"/>
             <w:tcBorders/>
             <w:vAlign w:val="center"/>
           </w:tcPr>
@@ -2469,10 +2505,12 @@
         </w:tc>
       </w:tr>
       <w:tr>
-        <w:trPr/>
+        <w:trPr>
+          <w:cantSplit/>
+        </w:trPr>
         <w:tc>
           <w:tcPr>
-            <w:tcW w:w="1486" w:type="dxa"/>
+            <w:tcW w:w="2857" w:type="dxa"/>
             <w:tcBorders/>
             <w:vAlign w:val="center"/>
           </w:tcPr>
@@ -2492,7 +2530,7 @@
         </w:tc>
         <w:tc>
           <w:tcPr>
-            <w:tcW w:w="1145" w:type="dxa"/>
+            <w:tcW w:w="5307" w:type="dxa"/>
             <w:tcBorders/>
             <w:vAlign w:val="center"/>
           </w:tcPr>
@@ -2516,7 +2554,7 @@
         </w:tc>
         <w:tc>
           <w:tcPr>
-            <w:tcW w:w="1321" w:type="dxa"/>
+            <w:tcW w:w="2041" w:type="dxa"/>
             <w:tcBorders/>
             <w:vAlign w:val="center"/>
           </w:tcPr>
@@ -2954,13 +2992,13 @@
       </w:r>
       <w:r>
         <w:rPr/>
-        <w:t>角平分方向上），取</w:t>
-      </w:r>
-      <w:r>
-        <w:rPr>
-          <w:rStyle w:val="Strong"/>
-        </w:rPr>
-        <w:t>三角面索引最小者</w:t>
+        <w:t>角平分方向上），将各候选三角面的三个顶点坐标分别按字典序排序，得到各候选三角面对应的坐标序列，取该</w:t>
+      </w:r>
+      <w:r>
+        <w:rPr>
+          <w:rStyle w:val="Strong"/>
+        </w:rPr>
+        <w:t>坐标序列在字典序上最小者</w:t>
       </w:r>
       <w:r>
         <w:rPr/>
@@ -2984,27 +3022,17 @@
       </w:r>
       <w:r>
         <w:rPr/>
-        <w:t>级是约定性规则，作用是保证判定必然终止。需要准确表述其效果：</w:t>
-      </w:r>
-      <w:r>
-        <w:rPr>
-          <w:rStyle w:val="Strong"/>
-        </w:rPr>
-        <w:t>对给定的三角形网络及其三角面编号</w:t>
-      </w:r>
-      <w:r>
-        <w:rPr/>
-        <w:t>，该规则的结果唯一且可复现，</w:t>
-      </w:r>
-      <w:r>
-        <w:rPr>
-          <w:rStyle w:val="Strong"/>
-        </w:rPr>
-        <w:t>不依赖最近点查询所采用的实现方式与遍历顺序</w:t>
-      </w:r>
-      <w:r>
-        <w:rPr/>
-        <w:t xml:space="preserve">；但由于第 </w:t>
+        <w:t>级依据的是三角面自身的顶点坐标而非其存储索引，因此</w:t>
+      </w:r>
+      <w:r>
+        <w:rPr>
+          <w:rStyle w:val="Strong"/>
+        </w:rPr>
+        <w:t>整条规则的结果不依赖三角面在数据中的存储顺序</w:t>
+      </w:r>
+      <w:r>
+        <w:rPr/>
+        <w:t xml:space="preserve">，也不依赖最近点查询所采用的实现方式与遍历顺序。第 </w:t>
       </w:r>
       <w:r>
         <w:rPr/>
@@ -3012,23 +3040,7 @@
       </w:r>
       <w:r>
         <w:rPr/>
-        <w:t xml:space="preserve">级本身按索引裁决，若三角面的编号（即存储顺序）改变，第 </w:t>
-      </w:r>
-      <w:r>
-        <w:rPr/>
-        <w:t xml:space="preserve">3 </w:t>
-      </w:r>
-      <w:r>
-        <w:rPr/>
-        <w:t xml:space="preserve">级所选的三角面也会随之改变。第 </w:t>
-      </w:r>
-      <w:r>
-        <w:rPr/>
-        <w:t xml:space="preserve">3 </w:t>
-      </w:r>
-      <w:r>
-        <w:rPr/>
-        <w:t>级只在第一、二级都并列的零测度集合（角平分面）上才起作用，而第二级已能解决楔形区域这一正体积部分。</w:t>
+        <w:t>级只在第一、二级都并列的零测度集合（角平分面）上才起作用，第二级已能解决楔形区域这一正体积部分。</w:t>
       </w:r>
     </w:p>
     <w:p>
@@ -3314,7 +3326,7 @@
       </w:r>
       <w:r>
         <w:rPr/>
-        <w:t>所述的方法，其特征在于，所述预设的确定性规则为：对每个取得所述最近距离的</w:t>
+        <w:t>所述的方法，其特征在于，所述预设的确定性规则为：对每个所述最近三角表面候选，计算由该</w:t>
       </w:r>
       <w:r>
         <w:rPr/>
@@ -3322,7 +3334,7 @@
       </w:r>
       <w:r>
         <w:rPr/>
-        <w:t>三角表面，计算由该</w:t>
+        <w:t>三角表面上取得所述最近距离的表面点指向所述点的方向与该</w:t>
       </w:r>
       <w:r>
         <w:rPr/>
@@ -3330,7 +3342,7 @@
       </w:r>
       <w:r>
         <w:rPr/>
-        <w:t>三角表面上取得所述最近距离的表面点指向所述点的方向与该</w:t>
+        <w:t>三角表面法向所成夹角的余弦的绝对值，选取该绝对值最大者；当所述绝对值相同或所述方向无定义时，将各候选</w:t>
       </w:r>
       <w:r>
         <w:rPr/>
@@ -3338,7 +3350,7 @@
       </w:r>
       <w:r>
         <w:rPr/>
-        <w:t>三角表面法向所成夹角的余弦的绝对值，选取该绝对值最大者；当所述绝对值相同或所述方向无定义时，选取三角表面索引最小者。</w:t>
+        <w:t>三角表面的三个顶点坐标分别按字典序排序，选取所得坐标序列在字典序上最小者。</w:t>
       </w:r>
     </w:p>
     <w:p>
@@ -5947,9 +5959,9 @@
     </w:p>
     <w:tbl>
       <w:tblPr>
-        <w:tblW w:w="11339" w:type="dxa"/>
-        <w:jc w:val="left"/>
-        <w:tblInd w:w="28" w:type="dxa"/>
+        <w:tblW w:w="10205" w:type="dxa"/>
+        <w:jc w:val="center"/>
+        <w:tblInd w:w="0" w:type="dxa"/>
         <w:tblLayout w:type="fixed"/>
         <w:tblCellMar>
           <w:top w:w="28" w:type="dxa"/>
@@ -5966,10 +5978,11 @@
       <w:tr>
         <w:trPr>
           <w:tblHeader w:val="true"/>
+          <w:cantSplit/>
         </w:trPr>
         <w:tc>
           <w:tcPr>
-            <w:tcW w:w="1251" w:type="dxa"/>
+            <w:tcW w:w="2857" w:type="dxa"/>
             <w:tcBorders/>
             <w:vAlign w:val="center"/>
           </w:tcPr>
@@ -5991,7 +6004,7 @@
         </w:tc>
         <w:tc>
           <w:tcPr>
-            <w:tcW w:w="1088" w:type="dxa"/>
+            <w:tcW w:w="5307" w:type="dxa"/>
             <w:tcBorders/>
             <w:vAlign w:val="center"/>
           </w:tcPr>
@@ -6013,7 +6026,7 @@
         </w:tc>
         <w:tc>
           <w:tcPr>
-            <w:tcW w:w="9000" w:type="dxa"/>
+            <w:tcW w:w="2041" w:type="dxa"/>
             <w:tcBorders/>
             <w:vAlign w:val="center"/>
           </w:tcPr>
@@ -6035,10 +6048,12 @@
         </w:tc>
       </w:tr>
       <w:tr>
-        <w:trPr/>
+        <w:trPr>
+          <w:cantSplit/>
+        </w:trPr>
         <w:tc>
           <w:tcPr>
-            <w:tcW w:w="1251" w:type="dxa"/>
+            <w:tcW w:w="2857" w:type="dxa"/>
             <w:tcBorders/>
             <w:vAlign w:val="center"/>
           </w:tcPr>
@@ -6074,7 +6089,7 @@
         </w:tc>
         <w:tc>
           <w:tcPr>
-            <w:tcW w:w="1088" w:type="dxa"/>
+            <w:tcW w:w="5307" w:type="dxa"/>
             <w:tcBorders/>
             <w:vAlign w:val="center"/>
           </w:tcPr>
@@ -6096,7 +6111,7 @@
         </w:tc>
         <w:tc>
           <w:tcPr>
-            <w:tcW w:w="9000" w:type="dxa"/>
+            <w:tcW w:w="2041" w:type="dxa"/>
             <w:tcBorders/>
             <w:vAlign w:val="center"/>
           </w:tcPr>
@@ -6188,10 +6203,12 @@
         </w:tc>
       </w:tr>
       <w:tr>
-        <w:trPr/>
+        <w:trPr>
+          <w:cantSplit/>
+        </w:trPr>
         <w:tc>
           <w:tcPr>
-            <w:tcW w:w="1251" w:type="dxa"/>
+            <w:tcW w:w="2857" w:type="dxa"/>
             <w:tcBorders/>
             <w:vAlign w:val="center"/>
           </w:tcPr>
@@ -6231,7 +6248,7 @@
         </w:tc>
         <w:tc>
           <w:tcPr>
-            <w:tcW w:w="1088" w:type="dxa"/>
+            <w:tcW w:w="5307" w:type="dxa"/>
             <w:tcBorders/>
             <w:vAlign w:val="center"/>
           </w:tcPr>
@@ -6253,7 +6270,7 @@
         </w:tc>
         <w:tc>
           <w:tcPr>
-            <w:tcW w:w="9000" w:type="dxa"/>
+            <w:tcW w:w="2041" w:type="dxa"/>
             <w:tcBorders/>
             <w:vAlign w:val="center"/>
           </w:tcPr>
@@ -6313,10 +6330,12 @@
         </w:tc>
       </w:tr>
       <w:tr>
-        <w:trPr/>
+        <w:trPr>
+          <w:cantSplit/>
+        </w:trPr>
         <w:tc>
           <w:tcPr>
-            <w:tcW w:w="1251" w:type="dxa"/>
+            <w:tcW w:w="2857" w:type="dxa"/>
             <w:tcBorders/>
             <w:vAlign w:val="center"/>
           </w:tcPr>
@@ -6340,7 +6359,7 @@
         </w:tc>
         <w:tc>
           <w:tcPr>
-            <w:tcW w:w="1088" w:type="dxa"/>
+            <w:tcW w:w="5307" w:type="dxa"/>
             <w:tcBorders/>
             <w:vAlign w:val="center"/>
           </w:tcPr>
@@ -6362,7 +6381,7 @@
         </w:tc>
         <w:tc>
           <w:tcPr>
-            <w:tcW w:w="9000" w:type="dxa"/>
+            <w:tcW w:w="2041" w:type="dxa"/>
             <w:tcBorders/>
             <w:vAlign w:val="center"/>
           </w:tcPr>
@@ -6819,9 +6838,9 @@
     </w:p>
     <w:tbl>
       <w:tblPr>
-        <w:tblW w:w="7120" w:type="dxa"/>
-        <w:jc w:val="left"/>
-        <w:tblInd w:w="28" w:type="dxa"/>
+        <w:tblW w:w="10205" w:type="dxa"/>
+        <w:jc w:val="center"/>
+        <w:tblInd w:w="0" w:type="dxa"/>
         <w:tblLayout w:type="fixed"/>
         <w:tblCellMar>
           <w:top w:w="28" w:type="dxa"/>
@@ -6837,10 +6856,11 @@
       <w:tr>
         <w:trPr>
           <w:tblHeader w:val="true"/>
+          <w:cantSplit/>
         </w:trPr>
         <w:tc>
           <w:tcPr>
-            <w:tcW w:w="2656" w:type="dxa"/>
+            <w:tcW w:w="3001" w:type="dxa"/>
             <w:tcBorders/>
             <w:vAlign w:val="center"/>
           </w:tcPr>
@@ -6862,7 +6882,7 @@
         </w:tc>
         <w:tc>
           <w:tcPr>
-            <w:tcW w:w="4464" w:type="dxa"/>
+            <w:tcW w:w="7204" w:type="dxa"/>
             <w:tcBorders/>
             <w:vAlign w:val="center"/>
           </w:tcPr>
@@ -6884,10 +6904,12 @@
         </w:tc>
       </w:tr>
       <w:tr>
-        <w:trPr/>
+        <w:trPr>
+          <w:cantSplit/>
+        </w:trPr>
         <w:tc>
           <w:tcPr>
-            <w:tcW w:w="2656" w:type="dxa"/>
+            <w:tcW w:w="3001" w:type="dxa"/>
             <w:tcBorders/>
             <w:vAlign w:val="center"/>
           </w:tcPr>
@@ -6907,7 +6929,7 @@
         </w:tc>
         <w:tc>
           <w:tcPr>
-            <w:tcW w:w="4464" w:type="dxa"/>
+            <w:tcW w:w="7204" w:type="dxa"/>
             <w:tcBorders/>
             <w:vAlign w:val="center"/>
           </w:tcPr>
@@ -6955,10 +6977,12 @@
         </w:tc>
       </w:tr>
       <w:tr>
-        <w:trPr/>
+        <w:trPr>
+          <w:cantSplit/>
+        </w:trPr>
         <w:tc>
           <w:tcPr>
-            <w:tcW w:w="2656" w:type="dxa"/>
+            <w:tcW w:w="3001" w:type="dxa"/>
             <w:tcBorders/>
             <w:vAlign w:val="center"/>
           </w:tcPr>
@@ -6978,7 +7002,7 @@
         </w:tc>
         <w:tc>
           <w:tcPr>
-            <w:tcW w:w="4464" w:type="dxa"/>
+            <w:tcW w:w="7204" w:type="dxa"/>
             <w:tcBorders/>
             <w:vAlign w:val="center"/>
           </w:tcPr>
@@ -7012,10 +7036,12 @@
         </w:tc>
       </w:tr>
       <w:tr>
-        <w:trPr/>
+        <w:trPr>
+          <w:cantSplit/>
+        </w:trPr>
         <w:tc>
           <w:tcPr>
-            <w:tcW w:w="2656" w:type="dxa"/>
+            <w:tcW w:w="3001" w:type="dxa"/>
             <w:tcBorders/>
             <w:vAlign w:val="center"/>
           </w:tcPr>
@@ -7035,7 +7061,7 @@
         </w:tc>
         <w:tc>
           <w:tcPr>
-            <w:tcW w:w="4464" w:type="dxa"/>
+            <w:tcW w:w="7204" w:type="dxa"/>
             <w:tcBorders/>
             <w:vAlign w:val="center"/>
           </w:tcPr>
@@ -7059,10 +7085,12 @@
         </w:tc>
       </w:tr>
       <w:tr>
-        <w:trPr/>
+        <w:trPr>
+          <w:cantSplit/>
+        </w:trPr>
         <w:tc>
           <w:tcPr>
-            <w:tcW w:w="2656" w:type="dxa"/>
+            <w:tcW w:w="3001" w:type="dxa"/>
             <w:tcBorders/>
             <w:vAlign w:val="center"/>
           </w:tcPr>
@@ -7082,7 +7110,7 @@
         </w:tc>
         <w:tc>
           <w:tcPr>
-            <w:tcW w:w="4464" w:type="dxa"/>
+            <w:tcW w:w="7204" w:type="dxa"/>
             <w:tcBorders/>
             <w:vAlign w:val="center"/>
           </w:tcPr>
@@ -7102,10 +7130,12 @@
         </w:tc>
       </w:tr>
       <w:tr>
-        <w:trPr/>
+        <w:trPr>
+          <w:cantSplit/>
+        </w:trPr>
         <w:tc>
           <w:tcPr>
-            <w:tcW w:w="2656" w:type="dxa"/>
+            <w:tcW w:w="3001" w:type="dxa"/>
             <w:tcBorders/>
             <w:vAlign w:val="center"/>
           </w:tcPr>
@@ -7125,7 +7155,7 @@
         </w:tc>
         <w:tc>
           <w:tcPr>
-            <w:tcW w:w="4464" w:type="dxa"/>
+            <w:tcW w:w="7204" w:type="dxa"/>
             <w:tcBorders/>
             <w:vAlign w:val="center"/>
           </w:tcPr>
@@ -7167,10 +7197,12 @@
         </w:tc>
       </w:tr>
       <w:tr>
-        <w:trPr/>
+        <w:trPr>
+          <w:cantSplit/>
+        </w:trPr>
         <w:tc>
           <w:tcPr>
-            <w:tcW w:w="2656" w:type="dxa"/>
+            <w:tcW w:w="3001" w:type="dxa"/>
             <w:tcBorders/>
             <w:vAlign w:val="center"/>
           </w:tcPr>
@@ -7190,7 +7222,7 @@
         </w:tc>
         <w:tc>
           <w:tcPr>
-            <w:tcW w:w="4464" w:type="dxa"/>
+            <w:tcW w:w="7204" w:type="dxa"/>
             <w:tcBorders/>
             <w:vAlign w:val="center"/>
           </w:tcPr>
@@ -7277,7 +7309,7 @@
       </w:r>
       <w:r>
         <w:rPr/>
-        <w:t xml:space="preserve">三角化会产生大量共面相邻三角面，点落在其公共边附近即构成并列。若不规定规则，其中 </w:t>
+        <w:t xml:space="preserve">三角化会产生大量共面相邻三角面，点落在其公共边附近即构成并列。在同一份真实数据上，旧实现（由底层库在并列时自行取舍）与新规则相比，有 </w:t>
       </w:r>
       <w:r>
         <w:rPr/>
@@ -7285,7 +7317,7 @@
       </w:r>
       <w:r>
         <w:rPr/>
-        <w:t xml:space="preserve">个点（占匹配点的 </w:t>
+        <w:t xml:space="preserve">个匹配点（占匹配点的 </w:t>
       </w:r>
       <w:r>
         <w:rPr/>
@@ -7293,7 +7325,31 @@
       </w:r>
       <w:r>
         <w:rPr/>
-        <w:t>）的表面分块归属将随三角面存储顺序而变，直接影响各分块的点数统计、进而影响覆盖比例与点密度比例。</w:t>
+        <w:t>）的表面分块归属不同——这直接影响各分块的点数统计、进而影响覆盖比例与点密度比例。（该数字为</w:t>
+      </w:r>
+      <w:r>
+        <w:rPr/>
+        <w:t>"</w:t>
+      </w:r>
+      <w:r>
+        <w:rPr/>
+        <w:t xml:space="preserve">旧实现 </w:t>
+      </w:r>
+      <w:r>
+        <w:rPr/>
+        <w:t xml:space="preserve">vs </w:t>
+      </w:r>
+      <w:r>
+        <w:rPr/>
+        <w:t>新规则</w:t>
+      </w:r>
+      <w:r>
+        <w:rPr/>
+        <w:t>"</w:t>
+      </w:r>
+      <w:r>
+        <w:rPr/>
+        <w:t>的逐点比较结果；旧实现在不同三角面存储顺序下的取舍另有实测，见验证材料。）</w:t>
       </w:r>
     </w:p>
     <w:p>
@@ -7837,9 +7893,9 @@
     </w:p>
     <w:tbl>
       <w:tblPr>
-        <w:tblW w:w="8893" w:type="dxa"/>
-        <w:jc w:val="left"/>
-        <w:tblInd w:w="28" w:type="dxa"/>
+        <w:tblW w:w="10205" w:type="dxa"/>
+        <w:jc w:val="center"/>
+        <w:tblInd w:w="0" w:type="dxa"/>
         <w:tblLayout w:type="fixed"/>
         <w:tblCellMar>
           <w:top w:w="28" w:type="dxa"/>
@@ -7855,10 +7911,11 @@
       <w:tr>
         <w:trPr>
           <w:tblHeader w:val="true"/>
+          <w:cantSplit/>
         </w:trPr>
         <w:tc>
           <w:tcPr>
-            <w:tcW w:w="1955" w:type="dxa"/>
+            <w:tcW w:w="3001" w:type="dxa"/>
             <w:tcBorders/>
             <w:vAlign w:val="center"/>
           </w:tcPr>
@@ -7880,7 +7937,7 @@
         </w:tc>
         <w:tc>
           <w:tcPr>
-            <w:tcW w:w="6938" w:type="dxa"/>
+            <w:tcW w:w="7204" w:type="dxa"/>
             <w:tcBorders/>
             <w:vAlign w:val="center"/>
           </w:tcPr>
@@ -7902,10 +7959,12 @@
         </w:tc>
       </w:tr>
       <w:tr>
-        <w:trPr/>
+        <w:trPr>
+          <w:cantSplit/>
+        </w:trPr>
         <w:tc>
           <w:tcPr>
-            <w:tcW w:w="1955" w:type="dxa"/>
+            <w:tcW w:w="3001" w:type="dxa"/>
             <w:tcBorders/>
             <w:vAlign w:val="center"/>
           </w:tcPr>
@@ -7939,7 +7998,7 @@
         </w:tc>
         <w:tc>
           <w:tcPr>
-            <w:tcW w:w="6938" w:type="dxa"/>
+            <w:tcW w:w="7204" w:type="dxa"/>
             <w:tcBorders/>
             <w:vAlign w:val="center"/>
           </w:tcPr>
@@ -7967,10 +8026,12 @@
         </w:tc>
       </w:tr>
       <w:tr>
-        <w:trPr/>
+        <w:trPr>
+          <w:cantSplit/>
+        </w:trPr>
         <w:tc>
           <w:tcPr>
-            <w:tcW w:w="1955" w:type="dxa"/>
+            <w:tcW w:w="3001" w:type="dxa"/>
             <w:tcBorders/>
             <w:vAlign w:val="center"/>
           </w:tcPr>
@@ -8004,7 +8065,7 @@
         </w:tc>
         <w:tc>
           <w:tcPr>
-            <w:tcW w:w="6938" w:type="dxa"/>
+            <w:tcW w:w="7204" w:type="dxa"/>
             <w:tcBorders/>
             <w:vAlign w:val="center"/>
           </w:tcPr>
@@ -8032,10 +8093,12 @@
         </w:tc>
       </w:tr>
       <w:tr>
-        <w:trPr/>
+        <w:trPr>
+          <w:cantSplit/>
+        </w:trPr>
         <w:tc>
           <w:tcPr>
-            <w:tcW w:w="1955" w:type="dxa"/>
+            <w:tcW w:w="3001" w:type="dxa"/>
             <w:tcBorders/>
             <w:vAlign w:val="center"/>
           </w:tcPr>
@@ -8069,7 +8132,7 @@
         </w:tc>
         <w:tc>
           <w:tcPr>
-            <w:tcW w:w="6938" w:type="dxa"/>
+            <w:tcW w:w="7204" w:type="dxa"/>
             <w:tcBorders/>
             <w:vAlign w:val="center"/>
           </w:tcPr>
@@ -8113,10 +8176,12 @@
         </w:tc>
       </w:tr>
       <w:tr>
-        <w:trPr/>
+        <w:trPr>
+          <w:cantSplit/>
+        </w:trPr>
         <w:tc>
           <w:tcPr>
-            <w:tcW w:w="1955" w:type="dxa"/>
+            <w:tcW w:w="3001" w:type="dxa"/>
             <w:tcBorders/>
             <w:vAlign w:val="center"/>
           </w:tcPr>
@@ -8150,7 +8215,7 @@
         </w:tc>
         <w:tc>
           <w:tcPr>
-            <w:tcW w:w="6938" w:type="dxa"/>
+            <w:tcW w:w="7204" w:type="dxa"/>
             <w:tcBorders/>
             <w:vAlign w:val="center"/>
           </w:tcPr>
@@ -8163,27 +8228,19 @@
               <w:rPr/>
             </w:pPr>
             <w:r>
-              <w:rPr>
-                <w:rStyle w:val="SourceText"/>
-              </w:rPr>
-              <w:t>verify_s4_association.py</w:t>
-            </w:r>
-            <w:r>
-              <w:rPr/>
-              <w:t xml:space="preserve"> </w:t>
-            </w:r>
-            <w:r>
-              <w:rPr/>
-              <w:t>与运行结果，可复现第一部分的三项验证</w:t>
+              <w:rPr/>
+              <w:t>见下表，可独立复现本文件中的全部实测数字</w:t>
             </w:r>
           </w:p>
         </w:tc>
       </w:tr>
       <w:tr>
-        <w:trPr/>
+        <w:trPr>
+          <w:cantSplit/>
+        </w:trPr>
         <w:tc>
           <w:tcPr>
-            <w:tcW w:w="1955" w:type="dxa"/>
+            <w:tcW w:w="3001" w:type="dxa"/>
             <w:tcBorders/>
             <w:vAlign w:val="center"/>
           </w:tcPr>
@@ -8217,7 +8274,7 @@
         </w:tc>
         <w:tc>
           <w:tcPr>
-            <w:tcW w:w="6938" w:type="dxa"/>
+            <w:tcW w:w="7204" w:type="dxa"/>
             <w:tcBorders/>
             <w:vAlign w:val="center"/>
           </w:tcPr>
@@ -8232,6 +8289,628 @@
             <w:r>
               <w:rPr/>
               <w:t>代理人原件</w:t>
+            </w:r>
+          </w:p>
+        </w:tc>
+      </w:tr>
+    </w:tbl>
+    <w:p>
+      <w:pPr>
+        <w:pStyle w:val="BodyText"/>
+        <w:bidi w:val="0"/>
+        <w:jc w:val="left"/>
+        <w:rPr/>
+      </w:pPr>
+      <w:r>
+        <w:rPr>
+          <w:rStyle w:val="SourceText"/>
+        </w:rPr>
+        <w:t>04_</w:t>
+      </w:r>
+      <w:r>
+        <w:rPr>
+          <w:rStyle w:val="SourceText"/>
+        </w:rPr>
+        <w:t>验证材料</w:t>
+      </w:r>
+      <w:r>
+        <w:rPr>
+          <w:rStyle w:val="SourceText"/>
+        </w:rPr>
+        <w:t>/</w:t>
+      </w:r>
+      <w:r>
+        <w:rPr/>
+        <w:t xml:space="preserve"> </w:t>
+      </w:r>
+      <w:r>
+        <w:rPr/>
+        <w:t>内容：</w:t>
+      </w:r>
+    </w:p>
+    <w:tbl>
+      <w:tblPr>
+        <w:tblW w:w="10205" w:type="dxa"/>
+        <w:jc w:val="center"/>
+        <w:tblInd w:w="0" w:type="dxa"/>
+        <w:tblLayout w:type="fixed"/>
+        <w:tblCellMar>
+          <w:top w:w="28" w:type="dxa"/>
+          <w:left w:w="28" w:type="dxa"/>
+          <w:bottom w:w="28" w:type="dxa"/>
+          <w:right w:w="28" w:type="dxa"/>
+        </w:tblCellMar>
+      </w:tblPr>
+      <w:tblGrid>
+        <w:gridCol w:w="3912"/>
+        <w:gridCol w:w="7427"/>
+      </w:tblGrid>
+      <w:tr>
+        <w:trPr>
+          <w:tblHeader w:val="true"/>
+          <w:cantSplit/>
+        </w:trPr>
+        <w:tc>
+          <w:tcPr>
+            <w:tcW w:w="3001" w:type="dxa"/>
+            <w:tcBorders/>
+            <w:vAlign w:val="center"/>
+          </w:tcPr>
+          <w:p>
+            <w:pPr>
+              <w:pStyle w:val="TableHeading"/>
+              <w:suppressLineNumbers/>
+              <w:shd w:fill="EEEEEE" w:val="clear"/>
+              <w:bidi w:val="0"/>
+              <w:spacing w:before="0" w:after="283"/>
+              <w:jc w:val="center"/>
+              <w:rPr/>
+            </w:pPr>
+            <w:r>
+              <w:rPr/>
+              <w:t>文件</w:t>
+            </w:r>
+          </w:p>
+        </w:tc>
+        <w:tc>
+          <w:tcPr>
+            <w:tcW w:w="7204" w:type="dxa"/>
+            <w:tcBorders/>
+            <w:vAlign w:val="center"/>
+          </w:tcPr>
+          <w:p>
+            <w:pPr>
+              <w:pStyle w:val="TableHeading"/>
+              <w:suppressLineNumbers/>
+              <w:shd w:fill="EEEEEE" w:val="clear"/>
+              <w:bidi w:val="0"/>
+              <w:spacing w:before="0" w:after="283"/>
+              <w:jc w:val="center"/>
+              <w:rPr/>
+            </w:pPr>
+            <w:r>
+              <w:rPr/>
+              <w:t>作用</w:t>
+            </w:r>
+          </w:p>
+        </w:tc>
+      </w:tr>
+      <w:tr>
+        <w:trPr>
+          <w:cantSplit/>
+        </w:trPr>
+        <w:tc>
+          <w:tcPr>
+            <w:tcW w:w="3001" w:type="dxa"/>
+            <w:tcBorders/>
+            <w:vAlign w:val="center"/>
+          </w:tcPr>
+          <w:p>
+            <w:pPr>
+              <w:pStyle w:val="TableContents"/>
+              <w:bidi w:val="0"/>
+              <w:spacing w:before="0" w:after="283"/>
+              <w:jc w:val="left"/>
+              <w:rPr/>
+            </w:pPr>
+            <w:r>
+              <w:rPr>
+                <w:rStyle w:val="SourceText"/>
+              </w:rPr>
+              <w:t>verify_s4_association.py</w:t>
+            </w:r>
+          </w:p>
+        </w:tc>
+        <w:tc>
+          <w:tcPr>
+            <w:tcW w:w="7204" w:type="dxa"/>
+            <w:tcBorders/>
+            <w:vAlign w:val="center"/>
+          </w:tcPr>
+          <w:p>
+            <w:pPr>
+              <w:pStyle w:val="TableContents"/>
+              <w:bidi w:val="0"/>
+              <w:spacing w:before="0" w:after="283"/>
+              <w:jc w:val="left"/>
+              <w:rPr/>
+            </w:pPr>
+            <w:r>
+              <w:rPr/>
+              <w:t>四项几何验证：退化面处理、闭式解与实现一致、凸棱等距楔形区域、不相邻平行面等距、旧行为随存储顺序变化</w:t>
+            </w:r>
+          </w:p>
+        </w:tc>
+      </w:tr>
+      <w:tr>
+        <w:trPr>
+          <w:cantSplit/>
+        </w:trPr>
+        <w:tc>
+          <w:tcPr>
+            <w:tcW w:w="3001" w:type="dxa"/>
+            <w:tcBorders/>
+            <w:vAlign w:val="center"/>
+          </w:tcPr>
+          <w:p>
+            <w:pPr>
+              <w:pStyle w:val="TableContents"/>
+              <w:bidi w:val="0"/>
+              <w:spacing w:before="0" w:after="283"/>
+              <w:jc w:val="left"/>
+              <w:rPr/>
+            </w:pPr>
+            <w:r>
+              <w:rPr>
+                <w:rStyle w:val="SourceText"/>
+              </w:rPr>
+              <w:t>验证运行结果</w:t>
+            </w:r>
+            <w:r>
+              <w:rPr>
+                <w:rStyle w:val="SourceText"/>
+              </w:rPr>
+              <w:t>.txt</w:t>
+            </w:r>
+          </w:p>
+        </w:tc>
+        <w:tc>
+          <w:tcPr>
+            <w:tcW w:w="7204" w:type="dxa"/>
+            <w:tcBorders/>
+            <w:vAlign w:val="center"/>
+          </w:tcPr>
+          <w:p>
+            <w:pPr>
+              <w:pStyle w:val="TableContents"/>
+              <w:bidi w:val="0"/>
+              <w:spacing w:before="0" w:after="283"/>
+              <w:jc w:val="left"/>
+              <w:rPr/>
+            </w:pPr>
+            <w:r>
+              <w:rPr/>
+              <w:t>上述脚本的完整运行输出</w:t>
+            </w:r>
+          </w:p>
+        </w:tc>
+      </w:tr>
+      <w:tr>
+        <w:trPr>
+          <w:cantSplit/>
+        </w:trPr>
+        <w:tc>
+          <w:tcPr>
+            <w:tcW w:w="3001" w:type="dxa"/>
+            <w:tcBorders/>
+            <w:vAlign w:val="center"/>
+          </w:tcPr>
+          <w:p>
+            <w:pPr>
+              <w:pStyle w:val="TableContents"/>
+              <w:bidi w:val="0"/>
+              <w:spacing w:before="0" w:after="283"/>
+              <w:jc w:val="left"/>
+              <w:rPr/>
+            </w:pPr>
+            <w:r>
+              <w:rPr>
+                <w:rStyle w:val="SourceText"/>
+              </w:rPr>
+              <w:t>tie_break.py</w:t>
+            </w:r>
+          </w:p>
+        </w:tc>
+        <w:tc>
+          <w:tcPr>
+            <w:tcW w:w="7204" w:type="dxa"/>
+            <w:tcBorders/>
+            <w:vAlign w:val="center"/>
+          </w:tcPr>
+          <w:p>
+            <w:pPr>
+              <w:pStyle w:val="TableContents"/>
+              <w:bidi w:val="0"/>
+              <w:spacing w:before="0" w:after="283"/>
+              <w:jc w:val="left"/>
+              <w:rPr/>
+            </w:pPr>
+            <w:r>
+              <w:rPr/>
+              <w:t xml:space="preserve">确定性规则的实现（与仓库 </w:t>
+            </w:r>
+            <w:r>
+              <w:rPr>
+                <w:rStyle w:val="SourceText"/>
+              </w:rPr>
+              <w:t>src/patent_gap/data/tie_break.py</w:t>
+            </w:r>
+            <w:r>
+              <w:rPr/>
+              <w:t xml:space="preserve"> </w:t>
+            </w:r>
+            <w:r>
+              <w:rPr/>
+              <w:t>同一份）</w:t>
+            </w:r>
+          </w:p>
+        </w:tc>
+      </w:tr>
+      <w:tr>
+        <w:trPr>
+          <w:cantSplit/>
+        </w:trPr>
+        <w:tc>
+          <w:tcPr>
+            <w:tcW w:w="3001" w:type="dxa"/>
+            <w:tcBorders/>
+            <w:vAlign w:val="center"/>
+          </w:tcPr>
+          <w:p>
+            <w:pPr>
+              <w:pStyle w:val="TableContents"/>
+              <w:bidi w:val="0"/>
+              <w:spacing w:before="0" w:after="283"/>
+              <w:jc w:val="left"/>
+              <w:rPr/>
+            </w:pPr>
+            <w:r>
+              <w:rPr>
+                <w:rStyle w:val="SourceText"/>
+              </w:rPr>
+              <w:t>test_tie_break.py</w:t>
+            </w:r>
+          </w:p>
+        </w:tc>
+        <w:tc>
+          <w:tcPr>
+            <w:tcW w:w="7204" w:type="dxa"/>
+            <w:tcBorders/>
+            <w:vAlign w:val="center"/>
+          </w:tcPr>
+          <w:p>
+            <w:pPr>
+              <w:pStyle w:val="TableContents"/>
+              <w:bidi w:val="0"/>
+              <w:spacing w:before="0" w:after="283"/>
+              <w:jc w:val="left"/>
+              <w:rPr/>
+            </w:pPr>
+            <w:r>
+              <w:rPr/>
+              <w:t xml:space="preserve">17 </w:t>
+            </w:r>
+            <w:r>
+              <w:rPr/>
+              <w:t>项单测：三类等距几何在全部排列下归属恒定、与暴力枚举一致、主流程接入断言、退化面、重合面按构件标识裁决等</w:t>
+            </w:r>
+          </w:p>
+        </w:tc>
+      </w:tr>
+      <w:tr>
+        <w:trPr>
+          <w:cantSplit/>
+        </w:trPr>
+        <w:tc>
+          <w:tcPr>
+            <w:tcW w:w="3001" w:type="dxa"/>
+            <w:tcBorders/>
+            <w:vAlign w:val="center"/>
+          </w:tcPr>
+          <w:p>
+            <w:pPr>
+              <w:pStyle w:val="TableContents"/>
+              <w:bidi w:val="0"/>
+              <w:spacing w:before="0" w:after="283"/>
+              <w:jc w:val="left"/>
+              <w:rPr/>
+            </w:pPr>
+            <w:r>
+              <w:rPr>
+                <w:rStyle w:val="SourceText"/>
+              </w:rPr>
+              <w:t>measure_real_mesh.py</w:t>
+            </w:r>
+          </w:p>
+        </w:tc>
+        <w:tc>
+          <w:tcPr>
+            <w:tcW w:w="7204" w:type="dxa"/>
+            <w:tcBorders/>
+            <w:vAlign w:val="center"/>
+          </w:tcPr>
+          <w:p>
+            <w:pPr>
+              <w:pStyle w:val="TableContents"/>
+              <w:bidi w:val="0"/>
+              <w:spacing w:before="0" w:after="283"/>
+              <w:jc w:val="left"/>
+              <w:rPr/>
+            </w:pPr>
+            <w:r>
+              <w:rPr/>
+              <w:t xml:space="preserve">真实网格测量脚本，产生 </w:t>
+            </w:r>
+            <w:r>
+              <w:rPr/>
+              <w:t>43.01%</w:t>
+            </w:r>
+            <w:r>
+              <w:rPr/>
+              <w:t>／</w:t>
+            </w:r>
+            <w:r>
+              <w:rPr/>
+              <w:t>10,154</w:t>
+            </w:r>
+            <w:r>
+              <w:rPr/>
+              <w:t>／</w:t>
+            </w:r>
+            <w:r>
+              <w:rPr/>
+              <w:t>6,840</w:t>
+            </w:r>
+            <w:r>
+              <w:rPr/>
+              <w:t>／</w:t>
+            </w:r>
+            <w:r>
+              <w:rPr/>
+              <w:t xml:space="preserve">9.3 ms </w:t>
+            </w:r>
+            <w:r>
+              <w:rPr/>
+              <w:t>等全部数字</w:t>
+            </w:r>
+          </w:p>
+        </w:tc>
+      </w:tr>
+      <w:tr>
+        <w:trPr>
+          <w:cantSplit/>
+        </w:trPr>
+        <w:tc>
+          <w:tcPr>
+            <w:tcW w:w="3001" w:type="dxa"/>
+            <w:tcBorders/>
+            <w:vAlign w:val="center"/>
+          </w:tcPr>
+          <w:p>
+            <w:pPr>
+              <w:pStyle w:val="TableContents"/>
+              <w:bidi w:val="0"/>
+              <w:spacing w:before="0" w:after="283"/>
+              <w:jc w:val="left"/>
+              <w:rPr/>
+            </w:pPr>
+            <w:r>
+              <w:rPr>
+                <w:rStyle w:val="SourceText"/>
+              </w:rPr>
+              <w:t>运行输出</w:t>
+            </w:r>
+            <w:r>
+              <w:rPr>
+                <w:rStyle w:val="SourceText"/>
+              </w:rPr>
+              <w:t>/1_pytest_test_tie_break</w:t>
+            </w:r>
+            <w:r>
+              <w:rPr>
+                <w:rStyle w:val="SourceText"/>
+              </w:rPr>
+              <w:t>输出</w:t>
+            </w:r>
+            <w:r>
+              <w:rPr>
+                <w:rStyle w:val="SourceText"/>
+              </w:rPr>
+              <w:t>.txt</w:t>
+            </w:r>
+          </w:p>
+        </w:tc>
+        <w:tc>
+          <w:tcPr>
+            <w:tcW w:w="7204" w:type="dxa"/>
+            <w:tcBorders/>
+            <w:vAlign w:val="center"/>
+          </w:tcPr>
+          <w:p>
+            <w:pPr>
+              <w:pStyle w:val="TableContents"/>
+              <w:bidi w:val="0"/>
+              <w:spacing w:before="0" w:after="283"/>
+              <w:jc w:val="left"/>
+              <w:rPr/>
+            </w:pPr>
+            <w:r>
+              <w:rPr>
+                <w:rStyle w:val="SourceText"/>
+              </w:rPr>
+              <w:t>pytest -v</w:t>
+            </w:r>
+            <w:r>
+              <w:rPr/>
+              <w:t xml:space="preserve"> </w:t>
+            </w:r>
+            <w:r>
+              <w:rPr/>
+              <w:t>的完整输出（</w:t>
+            </w:r>
+            <w:r>
+              <w:rPr/>
+              <w:t>17 passed</w:t>
+            </w:r>
+            <w:r>
+              <w:rPr/>
+              <w:t>）</w:t>
+            </w:r>
+          </w:p>
+        </w:tc>
+      </w:tr>
+      <w:tr>
+        <w:trPr>
+          <w:cantSplit/>
+        </w:trPr>
+        <w:tc>
+          <w:tcPr>
+            <w:tcW w:w="3001" w:type="dxa"/>
+            <w:tcBorders/>
+            <w:vAlign w:val="center"/>
+          </w:tcPr>
+          <w:p>
+            <w:pPr>
+              <w:pStyle w:val="TableContents"/>
+              <w:bidi w:val="0"/>
+              <w:spacing w:before="0" w:after="283"/>
+              <w:jc w:val="left"/>
+              <w:rPr/>
+            </w:pPr>
+            <w:r>
+              <w:rPr>
+                <w:rStyle w:val="SourceText"/>
+              </w:rPr>
+              <w:t>运行输出</w:t>
+            </w:r>
+            <w:r>
+              <w:rPr>
+                <w:rStyle w:val="SourceText"/>
+              </w:rPr>
+              <w:t>/2_</w:t>
+            </w:r>
+            <w:r>
+              <w:rPr>
+                <w:rStyle w:val="SourceText"/>
+              </w:rPr>
+              <w:t>真实网格测量输出</w:t>
+            </w:r>
+            <w:r>
+              <w:rPr>
+                <w:rStyle w:val="SourceText"/>
+              </w:rPr>
+              <w:t>.txt</w:t>
+            </w:r>
+          </w:p>
+        </w:tc>
+        <w:tc>
+          <w:tcPr>
+            <w:tcW w:w="7204" w:type="dxa"/>
+            <w:tcBorders/>
+            <w:vAlign w:val="center"/>
+          </w:tcPr>
+          <w:p>
+            <w:pPr>
+              <w:pStyle w:val="TableContents"/>
+              <w:bidi w:val="0"/>
+              <w:spacing w:before="0" w:after="283"/>
+              <w:jc w:val="left"/>
+              <w:rPr/>
+            </w:pPr>
+            <w:r>
+              <w:rPr/>
+              <w:t>真实网格测量的完整输出</w:t>
+            </w:r>
+          </w:p>
+        </w:tc>
+      </w:tr>
+      <w:tr>
+        <w:trPr>
+          <w:cantSplit/>
+        </w:trPr>
+        <w:tc>
+          <w:tcPr>
+            <w:tcW w:w="3001" w:type="dxa"/>
+            <w:tcBorders/>
+            <w:vAlign w:val="center"/>
+          </w:tcPr>
+          <w:p>
+            <w:pPr>
+              <w:pStyle w:val="TableContents"/>
+              <w:bidi w:val="0"/>
+              <w:spacing w:before="0" w:after="283"/>
+              <w:jc w:val="left"/>
+              <w:rPr/>
+            </w:pPr>
+            <w:r>
+              <w:rPr>
+                <w:rStyle w:val="SourceText"/>
+              </w:rPr>
+              <w:t>pointcloud</w:t>
+            </w:r>
+            <w:r>
+              <w:rPr>
+                <w:rStyle w:val="SourceText"/>
+              </w:rPr>
+              <w:t>主流程改动</w:t>
+            </w:r>
+            <w:r>
+              <w:rPr>
+                <w:rStyle w:val="SourceText"/>
+              </w:rPr>
+              <w:t>.diff</w:t>
+            </w:r>
+          </w:p>
+        </w:tc>
+        <w:tc>
+          <w:tcPr>
+            <w:tcW w:w="7204" w:type="dxa"/>
+            <w:tcBorders/>
+            <w:vAlign w:val="center"/>
+          </w:tcPr>
+          <w:p>
+            <w:pPr>
+              <w:pStyle w:val="TableContents"/>
+              <w:bidi w:val="0"/>
+              <w:spacing w:before="0" w:after="283"/>
+              <w:jc w:val="left"/>
+              <w:rPr/>
+            </w:pPr>
+            <w:r>
+              <w:rPr/>
+              <w:t xml:space="preserve">关联主流程 </w:t>
+            </w:r>
+            <w:r>
+              <w:rPr>
+                <w:rStyle w:val="SourceText"/>
+              </w:rPr>
+              <w:t>associate_points_to_ifc</w:t>
+            </w:r>
+            <w:r>
+              <w:rPr/>
+              <w:t xml:space="preserve"> </w:t>
+            </w:r>
+            <w:r>
+              <w:rPr/>
+              <w:t>的实际改动（</w:t>
+            </w:r>
+            <w:r>
+              <w:rPr/>
+              <w:t>git diff</w:t>
+            </w:r>
+            <w:r>
+              <w:rPr/>
+              <w:t>），可据此独立核实规则确已接入</w:t>
             </w:r>
           </w:p>
         </w:tc>
@@ -9311,19 +9990,19 @@
       <w:rFonts w:ascii="Consolas;monospace" w:hAnsi="Consolas;monospace" w:eastAsia="Consolas;monospace" w:cs="Consolas;monospace"/>
     </w:rPr>
   </w:style>
-  <w:style w:type="character" w:styleId="Bullets">
-    <w:name w:val="Bullets"/>
-    <w:qFormat/>
-    <w:rPr>
-      <w:rFonts w:ascii="OpenSymbol" w:hAnsi="OpenSymbol" w:eastAsia="OpenSymbol" w:cs="OpenSymbol"/>
-    </w:rPr>
-  </w:style>
   <w:style w:type="character" w:styleId="Strong">
     <w:name w:val="Strong"/>
     <w:qFormat/>
     <w:rPr>
       <w:b/>
       <w:bCs/>
+    </w:rPr>
+  </w:style>
+  <w:style w:type="character" w:styleId="Bullets">
+    <w:name w:val="Bullets"/>
+    <w:qFormat/>
+    <w:rPr>
+      <w:rFonts w:ascii="OpenSymbol" w:hAnsi="OpenSymbol" w:eastAsia="OpenSymbol" w:cs="OpenSymbol"/>
     </w:rPr>
   </w:style>
   <w:style w:type="character" w:styleId="NumberingSymbols">

--- a/交付_20260731_合作方权利要求答复/01_答复文件/S4疑问答复与权利要求逻辑审查_20260731.docx
+++ b/交付_20260731_合作方权利要求答复/01_答复文件/S4疑问答复与权利要求逻辑审查_20260731.docx
@@ -3088,7 +3088,7 @@
         <w:rPr>
           <w:rStyle w:val="Strong"/>
         </w:rPr>
-        <w:t>备选方案（如认为按索引择一过于武断）</w:t>
+        <w:t>备选方案（如希望采用对称的归属方式）</w:t>
       </w:r>
       <w:r>
         <w:rPr/>
